--- a/arb/docx/22.content.docx
+++ b/arb/docx/22.content.docx
@@ -32,23 +32,6 @@
     </w:p>
     <w:p>
       <w:pPr>
-        <w:pStyle w:val="Heading2"/>
-        <w:bidi/>
-      </w:pPr>
-      <w:r>
-        <w:rPr>
-          <w:lang w:val="ar_AE" w:bidi="ar_AE"/>
-        </w:rPr>
-        <w:t>License Information</w:t>
-      </w:r>
-      <w:r>
-        <w:rPr>
-          <w:lang w:val="ar_AE" w:bidi="ar_AE"/>
-        </w:rPr>
-      </w:r>
-    </w:p>
-    <w:p>
-      <w:pPr>
         <w:bidi/>
       </w:pPr>
       <w:r>
@@ -61,19 +44,23 @@
           <w:b/>
           <w:lang w:val="ar_AE" w:bidi="ar_AE"/>
         </w:rPr>
-        <w:t>ملاحظات الدراسة (تينديل)</w:t>
-      </w:r>
-      <w:r>
-        <w:rPr>
-          <w:lang w:val="ar_AE" w:bidi="ar_AE"/>
-        </w:rPr>
-        <w:t xml:space="preserve"> (Arabic) is based on</w:t>
-      </w:r>
-      <w:r>
-        <w:rPr>
-          <w:lang w:val="ar_AE" w:bidi="ar_AE"/>
-        </w:rPr>
-        <w:t xml:space="preserve">: </w:t>
+        <w:t>Aquifer Open Study Notes</w:t>
+      </w:r>
+    </w:p>
+    <w:p>
+      <w:pPr>
+        <w:bidi/>
+      </w:pPr>
+      <w:r>
+        <w:rPr>
+          <w:lang w:val="ar_AE" w:bidi="ar_AE"/>
+        </w:rPr>
+      </w:r>
+      <w:r>
+        <w:rPr>
+          <w:lang w:val="ar_AE" w:bidi="ar_AE"/>
+        </w:rPr>
+        <w:t xml:space="preserve">This work is an adaptation of </w:t>
       </w:r>
       <w:r>
         <w:rPr>
@@ -85,64 +72,35 @@
         <w:rPr>
           <w:lang w:val="ar_AE" w:bidi="ar_AE"/>
         </w:rPr>
-        <w:t xml:space="preserve">, </w:t>
-      </w:r>
-      <w:hyperlink r:id="rId13">
-        <w:r>
-          <w:rPr>
-            <w:lang w:val="ar_AE" w:bidi="ar_AE"/>
-          </w:rPr>
-          <w:rPr>
-            <w:color w:val="0000EE"/>
-            <w:u w:val="single"/>
-          </w:rPr>
-          <w:t>Tyndale House Publishers</w:t>
-        </w:r>
-      </w:hyperlink>
-      <w:r>
-        <w:rPr>
-          <w:lang w:val="ar_AE" w:bidi="ar_AE"/>
-        </w:rPr>
-        <w:t xml:space="preserve">, 2019, which is licensed under a </w:t>
-      </w:r>
-      <w:hyperlink r:id="rId14">
-        <w:r>
-          <w:rPr>
-            <w:lang w:val="ar_AE" w:bidi="ar_AE"/>
-          </w:rPr>
-          <w:rPr>
-            <w:color w:val="0000EE"/>
-            <w:u w:val="single"/>
-          </w:rPr>
-          <w:t>CC BY-SA 4.0 license</w:t>
-        </w:r>
-      </w:hyperlink>
-      <w:r>
-        <w:rPr>
-          <w:lang w:val="ar_AE" w:bidi="ar_AE"/>
-        </w:rPr>
-        <w:t>.</w:t>
-      </w:r>
-      <w:r>
-        <w:rPr>
-          <w:lang w:val="ar_AE" w:bidi="ar_AE"/>
-        </w:rPr>
-      </w:r>
-    </w:p>
-    <w:p>
-      <w:pPr>
-        <w:bidi/>
-      </w:pPr>
-      <w:r>
-        <w:rPr>
-          <w:lang w:val="ar_AE" w:bidi="ar_AE"/>
-        </w:rPr>
-      </w:r>
-      <w:r>
-        <w:rPr>
-          <w:lang w:val="ar_AE" w:bidi="ar_AE"/>
-        </w:rPr>
-        <w:t>This PDF version is provided under the same license.</w:t>
+        <w:t xml:space="preserve"> © 2023 Tyndale House Publishers, licensed under the CC BY-SA 4.0 license. The adaptation, </w:t>
+      </w:r>
+      <w:r>
+        <w:rPr>
+          <w:lang w:val="ar_AE" w:bidi="ar_AE"/>
+        </w:rPr>
+        <w:t>Aquifer Open Study Notes</w:t>
+      </w:r>
+      <w:r>
+        <w:rPr>
+          <w:lang w:val="ar_AE" w:bidi="ar_AE"/>
+        </w:rPr>
+        <w:t>, was created by Mission Mutual and is also licensed under CC BY-SA 4.0.</w:t>
+      </w:r>
+    </w:p>
+    <w:p>
+      <w:pPr>
+        <w:bidi/>
+      </w:pPr>
+      <w:r>
+        <w:rPr>
+          <w:lang w:val="ar_AE" w:bidi="ar_AE"/>
+        </w:rPr>
+      </w:r>
+      <w:r>
+        <w:rPr>
+          <w:lang w:val="ar_AE" w:bidi="ar_AE"/>
+        </w:rPr>
+        <w:t>This resource has been adapted into multiple languages, including English, Tok Pisin, Arabic (عربي), French (Français), Hindi (हिंदी), Indonesian (Bahasa Indonesia), Portuguese (Português), Russian (Русский), Spanish (Español), Swahili (Kiswahili), and Simplified Chinese (简体中文).</w:t>
       </w:r>
       <w:r>
         <w:rPr>
@@ -329,7 +287,7 @@
         </w:rPr>
         <w:t xml:space="preserve">، "الكاتب"). تفهم ترجمة فاندايك بشكل صحيح أن تعبير نشيد الأنشاد هو صيغة تفضيل بالعبرية، لذا فإن هذا النشيد هو الأعلى أو الأفضل أو الأسمى، وهو ما يعني على الأرجح أنه أكثر روعة من أي نشيد آخر من نشائد سليمان الـ 1,005 الأخرى (انظر </w:t>
       </w:r>
-      <w:hyperlink r:id="rId15">
+      <w:hyperlink r:id="rId13">
         <w:r>
           <w:rPr>
             <w:lang w:val="ar_AE" w:bidi="ar_AE"/>
@@ -453,7 +411,7 @@
         </w:rPr>
         <w:t>يبدأ النشيد (الأغنية) بتعبير المرأة عن رغبتها في الاتحاد الحميم مع الرجل الذي تحبه. وفي النشيد، غالبًا ما تكون المرأة هي التي تبادر بالعلاقة. ويؤكد أعضاء الجوقة ("بنات أورشليم") اختيارها لهذا الشخص. وفقًا للتفسير الدرامي المبني على وجود ثلاثة شخصيات، فإن النشيد يبدأ بشرح مأزق المرأة. فإن الملك كان على وشك أن يأخذها إلى قصره، لكن شغفها الحقيقي يكمن مع حبيبها الراعي. وتأمل المرأة أن ينقذها حبيبها من حضرة الملك (</w:t>
       </w:r>
-      <w:hyperlink r:id="rId16">
+      <w:hyperlink r:id="rId14">
         <w:r>
           <w:rPr>
             <w:lang w:val="ar_AE" w:bidi="ar_AE"/>
@@ -524,7 +482,7 @@
         </w:rPr>
         <w:t xml:space="preserve">إن رائحة أدهان الرجل الطيبة توحي بروائح الحب العذبة، مما يشير إلى أن المرأة ترغب في الاقتراب منه جسديًا. • لِذلِكَ أَحَبَّتْكَ الْعَذَارَى: جاذبية الرجل الشاب ليست جسدية فقط. فإن لديه سمعة ممتازة—حيث تعبر جوقة النساء عن احترامهن وإعجابهن به في </w:t>
       </w:r>
-      <w:hyperlink r:id="rId16">
+      <w:hyperlink r:id="rId14">
         <w:r>
           <w:rPr>
             <w:lang w:val="ar_AE" w:bidi="ar_AE"/>
@@ -621,7 +579,7 @@
         </w:rPr>
         <w:t xml:space="preserve"> سليمان، إلا أنها لا تحدد أي غرف تم أخذها إليها. ولا توحي العبرية بأنها كانت رغبتها الشخصية. • يتغير النص هنا من ضمير المخاطب ("أنت") إلى ضمير الغائب ("هو")، مما قد يشير إلى وجود رجلين مختلفين مشتركين في الحدث—أحدهما يتم التحدث إليه، والآخر يتم التحدث عنه. وفي هذه الحالة، من الممكن أن تكون المرأة ترغب في أن تجري لأنها لا ترد أن تكون خليلة للملك. • أما إذا كان النشيد مجموعة من أغاني الحب بدون خيط سردي، فلا مشكلة في أن يتم الإشارة إلى الحبيب هنا كملك ولاحقًا كراعٍ (على سبيل المثال </w:t>
       </w:r>
-      <w:hyperlink r:id="rId17">
+      <w:hyperlink r:id="rId15">
         <w:r>
           <w:rPr>
             <w:lang w:val="ar_AE" w:bidi="ar_AE"/>
@@ -639,7 +597,7 @@
         </w:rPr>
         <w:t xml:space="preserve">): (1) قد تكون اللغة مقصودة حرفيًا أو لا تكون؛ (2) قد تعكس هذه الألقاب، المتسقة مع شعر الحب القديم في الشرق الأوسط، وجهة نظر المرأة تجاه حبيبها في وقت معين (مثل الإشارة إلى أنه ملك في نظرها)؛ أو (3) قد تشير القصائد المختلفة إلى أزواج مختلفين. • كثيرًا ما تخاطب المرأة بنات أورشليم (مثل </w:t>
       </w:r>
-      <w:hyperlink r:id="rId18">
+      <w:hyperlink r:id="rId16">
         <w:r>
           <w:rPr>
             <w:lang w:val="ar_AE" w:bidi="ar_AE"/>
@@ -657,7 +615,7 @@
         </w:rPr>
         <w:t xml:space="preserve">؛ </w:t>
       </w:r>
-      <w:hyperlink r:id="rId19">
+      <w:hyperlink r:id="rId17">
         <w:r>
           <w:rPr>
             <w:lang w:val="ar_AE" w:bidi="ar_AE"/>
@@ -675,7 +633,7 @@
         </w:rPr>
         <w:t xml:space="preserve">). حيث يتم تصويرهن كصديقات مقربات موثوقات يحببن المرأة ويستجبن لطلباتها. وهي غالبًا ما تبوح لهن عن حبيبها، وهنّ يمدحن الزوجين من منظورهن الخارجي (مثل </w:t>
       </w:r>
-      <w:hyperlink r:id="rId20">
+      <w:hyperlink r:id="rId18">
         <w:r>
           <w:rPr>
             <w:lang w:val="ar_AE" w:bidi="ar_AE"/>
@@ -693,7 +651,7 @@
         </w:rPr>
         <w:t xml:space="preserve">، </w:t>
       </w:r>
-      <w:hyperlink r:id="rId21">
+      <w:hyperlink r:id="rId19">
         <w:r>
           <w:rPr>
             <w:lang w:val="ar_AE" w:bidi="ar_AE"/>
@@ -764,7 +722,7 @@
         </w:rPr>
         <w:t xml:space="preserve">لون بشرة المرأة الداكن ليس له علاقة بعِرْقَها؛ فقد أصبح لون بشرتها داكنًا بسبب التعرض للشمس. ومع ذلك، تحتفظ باحترامها لذاتها وتؤكد على جمالها. وهي تبدو بصحة جيدة نتيجة العناية بالكروم والماعز (انظر أيضًا </w:t>
       </w:r>
-      <w:hyperlink r:id="rId22">
+      <w:hyperlink r:id="rId20">
         <w:r>
           <w:rPr>
             <w:lang w:val="ar_AE" w:bidi="ar_AE"/>
@@ -835,7 +793,7 @@
         </w:rPr>
         <w:t>إذا كان النشيد دراما من ثلاثة شخصيات والراعي هو حبيبها، فقد كان الحبيبان منفصلين حين كانت هي في قصر الملك. وفي هذا المقطع، كانت ترغب في التأكد من مكان العثور عليه عندما تغادر هناك. في مناسبتين، كانت خائفة بشأن فقدانه مرة أخرى (</w:t>
       </w:r>
-      <w:hyperlink r:id="rId23">
+      <w:hyperlink r:id="rId21">
         <w:r>
           <w:rPr>
             <w:lang w:val="ar_AE" w:bidi="ar_AE"/>
@@ -853,7 +811,7 @@
         </w:rPr>
         <w:t xml:space="preserve">؛ </w:t>
       </w:r>
-      <w:hyperlink r:id="rId24">
+      <w:hyperlink r:id="rId22">
         <w:r>
           <w:rPr>
             <w:lang w:val="ar_AE" w:bidi="ar_AE"/>
@@ -871,7 +829,7 @@
         </w:rPr>
         <w:t>). وفي أوقات أخرى، كان اهتمامها أكثر دقة (</w:t>
       </w:r>
-      <w:hyperlink r:id="rId25">
+      <w:hyperlink r:id="rId23">
         <w:r>
           <w:rPr>
             <w:lang w:val="ar_AE" w:bidi="ar_AE"/>
@@ -955,7 +913,7 @@
         </w:rPr>
         <w:t xml:space="preserve"> على أنه استعارة لجسد المرأة الخاص (قارن </w:t>
       </w:r>
-      <w:hyperlink r:id="rId26">
+      <w:hyperlink r:id="rId24">
         <w:r>
           <w:rPr>
             <w:lang w:val="ar_AE" w:bidi="ar_AE"/>
@@ -973,7 +931,7 @@
         </w:rPr>
         <w:t xml:space="preserve">؛ </w:t>
       </w:r>
-      <w:hyperlink r:id="rId27">
+      <w:hyperlink r:id="rId25">
         <w:r>
           <w:rPr>
             <w:lang w:val="ar_AE" w:bidi="ar_AE"/>
@@ -991,7 +949,7 @@
         </w:rPr>
         <w:t xml:space="preserve">). في مجتمعات الشرق الأدنى القديم، كان الإخوة يَحمون أخواتهم من العلاقات الحميمة المبكرة مع الرجال. ويعكس احتجاج المرأة اعتقادها بأنها مستعدة للحب (انظر أيضًا </w:t>
       </w:r>
-      <w:hyperlink r:id="rId28">
+      <w:hyperlink r:id="rId26">
         <w:r>
           <w:rPr>
             <w:lang w:val="ar_AE" w:bidi="ar_AE"/>
@@ -1022,7 +980,7 @@
         </w:rPr>
         <w:t xml:space="preserve"> بشكل حرفي: لقد أدت إساءة معاملة الإخوة إلى عدم قدرة المرأة على الاعتناء بالكروم التي كانت مسؤولة عنها شخصيًا. ووجدت نفسها في حريم سليمان لأنها لم تكن قادرة على أن تدفع لسليمان المال الذي كانت تدين به له (</w:t>
       </w:r>
-      <w:hyperlink r:id="rId29">
+      <w:hyperlink r:id="rId27">
         <w:r>
           <w:rPr>
             <w:lang w:val="ar_AE" w:bidi="ar_AE"/>
@@ -1106,7 +1064,7 @@
         </w:rPr>
         <w:t>): كانت العاهرات يضعن برقعًا لإخفاء هوياتهن (</w:t>
       </w:r>
-      <w:hyperlink r:id="rId30">
+      <w:hyperlink r:id="rId28">
         <w:r>
           <w:rPr>
             <w:lang w:val="ar_AE" w:bidi="ar_AE"/>
@@ -1124,7 +1082,7 @@
         </w:rPr>
         <w:t xml:space="preserve">). بما أن سليمان قد اعتبر المرأة سريته، فلديها سبب لتغطية نفسها وتجنب أن تكون ظاهرة. وهي ترغب في تجنب الاضطرار إلى سؤال الجميع من حولها عن مكان الشخص الذي تحبه (قارن </w:t>
       </w:r>
-      <w:hyperlink r:id="rId31">
+      <w:hyperlink r:id="rId29">
         <w:r>
           <w:rPr>
             <w:lang w:val="ar_AE" w:bidi="ar_AE"/>
@@ -1142,7 +1100,7 @@
         </w:rPr>
         <w:t xml:space="preserve">؛ </w:t>
       </w:r>
-      <w:hyperlink r:id="rId32">
+      <w:hyperlink r:id="rId30">
         <w:r>
           <w:rPr>
             <w:lang w:val="ar_AE" w:bidi="ar_AE"/>
@@ -1279,7 +1237,7 @@
         </w:rPr>
         <w:t xml:space="preserve"> لإظهار احترامه لها كشريكة وصديقة وكذلك كحبيبة (</w:t>
       </w:r>
-      <w:hyperlink r:id="rId33">
+      <w:hyperlink r:id="rId31">
         <w:r>
           <w:rPr>
             <w:lang w:val="ar_AE" w:bidi="ar_AE"/>
@@ -1297,7 +1255,7 @@
         </w:rPr>
         <w:t xml:space="preserve">؛ </w:t>
       </w:r>
-      <w:hyperlink r:id="rId34">
+      <w:hyperlink r:id="rId32">
         <w:r>
           <w:rPr>
             <w:lang w:val="ar_AE" w:bidi="ar_AE"/>
@@ -1315,7 +1273,7 @@
         </w:rPr>
         <w:t xml:space="preserve">، </w:t>
       </w:r>
-      <w:hyperlink r:id="rId35">
+      <w:hyperlink r:id="rId33">
         <w:r>
           <w:rPr>
             <w:lang w:val="ar_AE" w:bidi="ar_AE"/>
@@ -1333,7 +1291,7 @@
         </w:rPr>
         <w:t xml:space="preserve">، </w:t>
       </w:r>
-      <w:hyperlink r:id="rId36">
+      <w:hyperlink r:id="rId34">
         <w:r>
           <w:rPr>
             <w:lang w:val="ar_AE" w:bidi="ar_AE"/>
@@ -1351,7 +1309,7 @@
         </w:rPr>
         <w:t xml:space="preserve">؛ </w:t>
       </w:r>
-      <w:hyperlink r:id="rId37">
+      <w:hyperlink r:id="rId35">
         <w:r>
           <w:rPr>
             <w:lang w:val="ar_AE" w:bidi="ar_AE"/>
@@ -1369,7 +1327,7 @@
         </w:rPr>
         <w:t xml:space="preserve">، </w:t>
       </w:r>
-      <w:hyperlink r:id="rId38">
+      <w:hyperlink r:id="rId36">
         <w:r>
           <w:rPr>
             <w:lang w:val="ar_AE" w:bidi="ar_AE"/>
@@ -1387,7 +1345,7 @@
         </w:rPr>
         <w:t xml:space="preserve">؛ </w:t>
       </w:r>
-      <w:hyperlink r:id="rId39">
+      <w:hyperlink r:id="rId37">
         <w:r>
           <w:rPr>
             <w:lang w:val="ar_AE" w:bidi="ar_AE"/>
@@ -1405,7 +1363,7 @@
         </w:rPr>
         <w:t xml:space="preserve">؛ </w:t>
       </w:r>
-      <w:hyperlink r:id="rId40">
+      <w:hyperlink r:id="rId38">
         <w:r>
           <w:rPr>
             <w:lang w:val="ar_AE" w:bidi="ar_AE"/>
@@ -1476,7 +1434,7 @@
         </w:rPr>
         <w:t xml:space="preserve">تُعزز مجوهرات المرأة من جمالها. هذا الجمال يستحق المزيد من الزينة، لذلك يقول الرجل أنه سيتم تقديم المزيد من الحلي لها (قارن </w:t>
       </w:r>
-      <w:hyperlink r:id="rId41">
+      <w:hyperlink r:id="rId39">
         <w:r>
           <w:rPr>
             <w:lang w:val="ar_AE" w:bidi="ar_AE"/>
@@ -1600,7 +1558,7 @@
         </w:rPr>
         <w:t>في التفسير الدرامي، يبدو أن المرأة، برغم وجودها الجسدي في قصر الملك (</w:t>
       </w:r>
-      <w:hyperlink r:id="rId16">
+      <w:hyperlink r:id="rId14">
         <w:r>
           <w:rPr>
             <w:lang w:val="ar_AE" w:bidi="ar_AE"/>
@@ -1618,7 +1576,7 @@
         </w:rPr>
         <w:t xml:space="preserve">، </w:t>
       </w:r>
-      <w:hyperlink r:id="rId42">
+      <w:hyperlink r:id="rId40">
         <w:r>
           <w:rPr>
             <w:lang w:val="ar_AE" w:bidi="ar_AE"/>
@@ -1636,7 +1594,7 @@
         </w:rPr>
         <w:t>)، إلا أن قلبها كان مع حبيبها الراعي (</w:t>
       </w:r>
-      <w:hyperlink r:id="rId43">
+      <w:hyperlink r:id="rId41">
         <w:r>
           <w:rPr>
             <w:lang w:val="ar_AE" w:bidi="ar_AE"/>
@@ -1813,7 +1771,7 @@
         </w:rPr>
         <w:t xml:space="preserve">المقارنة بين عيون المرأة والحمام (انظر أيضًا </w:t>
       </w:r>
-      <w:hyperlink r:id="rId37">
+      <w:hyperlink r:id="rId35">
         <w:r>
           <w:rPr>
             <w:lang w:val="ar_AE" w:bidi="ar_AE"/>
@@ -1831,7 +1789,7 @@
         </w:rPr>
         <w:t xml:space="preserve">؛ </w:t>
       </w:r>
-      <w:hyperlink r:id="rId44">
+      <w:hyperlink r:id="rId42">
         <w:r>
           <w:rPr>
             <w:lang w:val="ar_AE" w:bidi="ar_AE"/>
@@ -2084,7 +2042,7 @@
         </w:rPr>
         <w:t>في هذه القصيدة القصيرة، يتبادل الرجل والمرأة المجاملات. وباستخدام استعارات الأزهار والأشجار، يصفان طبيعة علاقة الحب بينهما، مع التركيز على دوره كحامٍ وراعٍ لها. • تنتهي القصيدة (</w:t>
       </w:r>
-      <w:hyperlink r:id="rId45">
+      <w:hyperlink r:id="rId43">
         <w:r>
           <w:rPr>
             <w:lang w:val="ar_AE" w:bidi="ar_AE"/>
@@ -2155,7 +2113,7 @@
         </w:rPr>
         <w:t xml:space="preserve">وبما أنها الأروع من بين الزهور الصغيرة والجميلة، فهو مثل شجرة تفاح كبيرة وقوية. وتُعدّ شجرة التفاح صورة حسية في الشرق الأدنى القديم بسبب ثمارها اللذيذة وعطرها اللطيف. في ظل الحرارة الشديدة لمناخ الشرق الأوسط، يكون ظل الشجرة أكثر من مجرد منعش؛ يمكن أن يكون منقذًا للحياة (قارن </w:t>
       </w:r>
-      <w:hyperlink r:id="rId46">
+      <w:hyperlink r:id="rId44">
         <w:r>
           <w:rPr>
             <w:lang w:val="ar_AE" w:bidi="ar_AE"/>
@@ -2173,7 +2131,7 @@
         </w:rPr>
         <w:t xml:space="preserve">؛ </w:t>
       </w:r>
-      <w:hyperlink r:id="rId47">
+      <w:hyperlink r:id="rId45">
         <w:r>
           <w:rPr>
             <w:lang w:val="ar_AE" w:bidi="ar_AE"/>
@@ -2310,7 +2268,7 @@
         </w:rPr>
         <w:t xml:space="preserve">حُب المرأة شديد، وحبه طاغٍ. • إذا كان النشيد عبارة عن مختارات من قصائد الحب، فيمكن اعتبار الثنائي متزوجين، ويُنظر إلى ممارسة الحب على أنها مرهقة جسديًا لدرجة أنها تصاب بالإرهاق وتتطلب القوت من كعك الزبيب والتفاح. وكانت هذه الأطعمة تُعدّ منشطات جنسية في الشرق الأدنى القديم. • أَنْعِشُونِي: هي الآن تعتمد عليه ليعيد إنعاشها بثمرة الصورة السابقة—فهو شجرة التفاح، لذا يمكنه توفير التفاح لتجديد طاقتها. • شِمَالُهُ تَحْتَ رَأْسِي: يسندها بحنانٍ بحضنه حين يستلقيان معًا (انظر أيضًا </w:t>
       </w:r>
-      <w:hyperlink r:id="rId48">
+      <w:hyperlink r:id="rId46">
         <w:r>
           <w:rPr>
             <w:lang w:val="ar_AE" w:bidi="ar_AE"/>
@@ -2381,7 +2339,7 @@
         </w:rPr>
         <w:t xml:space="preserve">أُحَلِّفُكُنَّ … بِالظِّبَاءِ وَبِأَيَائِلِ الْحُقُولِ: هذا الالتماس ذو أهمية واضحة للنشيد؛ حيث يتكرر في </w:t>
       </w:r>
-      <w:hyperlink r:id="rId19">
+      <w:hyperlink r:id="rId17">
         <w:r>
           <w:rPr>
             <w:lang w:val="ar_AE" w:bidi="ar_AE"/>
@@ -2399,7 +2357,7 @@
         </w:rPr>
         <w:t xml:space="preserve"> و</w:t>
       </w:r>
-      <w:hyperlink r:id="rId49">
+      <w:hyperlink r:id="rId47">
         <w:r>
           <w:rPr>
             <w:lang w:val="ar_AE" w:bidi="ar_AE"/>
@@ -2417,7 +2375,7 @@
         </w:rPr>
         <w:t xml:space="preserve">، ويطلب وعدًا. وعند تقديم وعد، كانت هناك حاجة لشهود، وكانت الحيوانات البرية هم الشهود الوحيدون الحاضرون. هذه الحيوانات الرشيقة تشير إلى بيئة رعوية شاعرية. • أَلاَّ تُيَقِّظْنَ وَلاَ تُنَبِّهْنَ الْحَبِيبَ (الحب في الترجمة الإنجليزية) حَتَّى يَشَاءَ: كما في </w:t>
       </w:r>
-      <w:hyperlink r:id="rId50">
+      <w:hyperlink r:id="rId48">
         <w:r>
           <w:rPr>
             <w:lang w:val="ar_AE" w:bidi="ar_AE"/>
@@ -2541,7 +2499,7 @@
         </w:rPr>
         <w:t>في هذه القصيدة تتوقع المرأة قدوم حبيبها. وهي تصف مرور الشتاء وقدوم الربيع، وهو وقت عِطر الأزهار والبدايات الجديدة. هي وحبيبها موجودان في حديقتهما الريفية، وهو مكان للحميمية، برغم أنه حتى هنا يوجد تلميح للتهديد (</w:t>
       </w:r>
-      <w:hyperlink r:id="rId26">
+      <w:hyperlink r:id="rId24">
         <w:r>
           <w:rPr>
             <w:lang w:val="ar_AE" w:bidi="ar_AE"/>
@@ -2718,7 +2676,7 @@
         </w:rPr>
         <w:t xml:space="preserve">قد تشير الثعالب إلى تهديدات للعلاقة. لم يتم تحديد هذه التهديدات؛ فقد تكون التقلبات الطبيعية للحب، أو المنافسين في الخطوبة، أو أي شيء آخر قد يمنع الزوجين من الاستمتاع ببعضهما البعض. • في المنظور الدرامي، تبقى مسؤوليات المرأة كعاملة في الكروم في الاعتبار. من المحتمل أنها كانت تُعَلِّم الكرّامين الذين اعتنوا بكرمها وحصلوا منها على مائتي قطعة من الفضة في </w:t>
       </w:r>
-      <w:hyperlink r:id="rId51">
+      <w:hyperlink r:id="rId49">
         <w:r>
           <w:rPr>
             <w:lang w:val="ar_AE" w:bidi="ar_AE"/>
@@ -2802,7 +2760,7 @@
         </w:rPr>
         <w:t xml:space="preserve">ارْجعْ وَأَشْبِهْ يَا حَبِيبِي الظَّبْيَ: لقد ميزت المرأة حبيبها بقوة الظبي وسرعته لدرجة أنها تصور تأخره على أنه كان يرعي في الريف. • بدلًا من ذلك، فإن الحبيب، في صورة الظبي، كان يرعى بين السوسن التي ربما تمثل المرأة، مما يوحي بالارتباط الحميم بين الزوجين. غالبًا ما تُشبه المرأة بالجنة (انظر أيضًا </w:t>
       </w:r>
-      <w:hyperlink r:id="rId52">
+      <w:hyperlink r:id="rId50">
         <w:r>
           <w:rPr>
             <w:lang w:val="ar_AE" w:bidi="ar_AE"/>
@@ -2820,7 +2778,7 @@
         </w:rPr>
         <w:t xml:space="preserve">، </w:t>
       </w:r>
-      <w:hyperlink r:id="rId53">
+      <w:hyperlink r:id="rId51">
         <w:r>
           <w:rPr>
             <w:lang w:val="ar_AE" w:bidi="ar_AE"/>
@@ -2838,7 +2796,7 @@
         </w:rPr>
         <w:t xml:space="preserve">؛ </w:t>
       </w:r>
-      <w:hyperlink r:id="rId20">
+      <w:hyperlink r:id="rId18">
         <w:r>
           <w:rPr>
             <w:lang w:val="ar_AE" w:bidi="ar_AE"/>
@@ -2856,7 +2814,7 @@
         </w:rPr>
         <w:t xml:space="preserve">؛ </w:t>
       </w:r>
-      <w:hyperlink r:id="rId54">
+      <w:hyperlink r:id="rId52">
         <w:r>
           <w:rPr>
             <w:lang w:val="ar_AE" w:bidi="ar_AE"/>
@@ -2980,7 +2938,7 @@
         </w:rPr>
         <w:t>تتناول القصيدة جزئيًا رغبة الحبيب وقدرته على التغلب على جميع العقبات ليكون مع حبيبته. • بما أن بنات أورشليم يتم ذكرهن بشكل متكرر (</w:t>
       </w:r>
-      <w:hyperlink r:id="rId19">
+      <w:hyperlink r:id="rId17">
         <w:r>
           <w:rPr>
             <w:lang w:val="ar_AE" w:bidi="ar_AE"/>
@@ -2998,7 +2956,7 @@
         </w:rPr>
         <w:t>)، فمن المرجح أن تكون المدينة هي أورشليم. لقد كان البحث في جميع شوارعها وساحاتها جهدًا طموحًا. • من غير المحتمل أن يكون ملك إسرائيل خارج المدينة في الليل، وإذا كان معه حاشيته المكونة من ستين شخصًا (</w:t>
       </w:r>
-      <w:hyperlink r:id="rId55">
+      <w:hyperlink r:id="rId53">
         <w:r>
           <w:rPr>
             <w:lang w:val="ar_AE" w:bidi="ar_AE"/>
@@ -3175,7 +3133,7 @@
         </w:rPr>
         <w:t>المواد التي صُنعت منها عربة (تخت) الملك سليمان تتناسب مع ثروته وقوته، بما في ذلك نفس الخشب اللبناني الثمين الذي استُخدم في بناء الهيكل (</w:t>
       </w:r>
-      <w:hyperlink r:id="rId56">
+      <w:hyperlink r:id="rId54">
         <w:r>
           <w:rPr>
             <w:lang w:val="ar_AE" w:bidi="ar_AE"/>
@@ -3246,7 +3204,7 @@
         </w:rPr>
         <w:t xml:space="preserve">هذا هو الذِكر الصريح الوحيد لحفل زفاف في النشيد. تُسمى المرأة "عروس" في </w:t>
       </w:r>
-      <w:hyperlink r:id="rId57">
+      <w:hyperlink r:id="rId55">
         <w:r>
           <w:rPr>
             <w:lang w:val="ar_AE" w:bidi="ar_AE"/>
@@ -3264,7 +3222,7 @@
         </w:rPr>
         <w:t xml:space="preserve">؛ </w:t>
       </w:r>
-      <w:hyperlink r:id="rId20">
+      <w:hyperlink r:id="rId18">
         <w:r>
           <w:rPr>
             <w:lang w:val="ar_AE" w:bidi="ar_AE"/>
@@ -3348,7 +3306,7 @@
         </w:rPr>
         <w:t xml:space="preserve">): يقترب الرجل من إتمام حبه مع الشخصية التي يعتبرها صديقته وحبيبته في الوقت ذاته (انظر أيضًا </w:t>
       </w:r>
-      <w:hyperlink r:id="rId38">
+      <w:hyperlink r:id="rId36">
         <w:r>
           <w:rPr>
             <w:lang w:val="ar_AE" w:bidi="ar_AE"/>
@@ -3419,7 +3377,7 @@
         </w:rPr>
         <w:t xml:space="preserve">يتم الآن التعبير عن إتمام الزواج. • هذه القصيدة هي "القصيدة الوصفية" الأولى في السفر (انظر أيضًا </w:t>
       </w:r>
-      <w:hyperlink r:id="rId58">
+      <w:hyperlink r:id="rId56">
         <w:r>
           <w:rPr>
             <w:lang w:val="ar_AE" w:bidi="ar_AE"/>
@@ -3437,7 +3395,7 @@
         </w:rPr>
         <w:t xml:space="preserve">؛ </w:t>
       </w:r>
-      <w:hyperlink r:id="rId59">
+      <w:hyperlink r:id="rId57">
         <w:r>
           <w:rPr>
             <w:lang w:val="ar_AE" w:bidi="ar_AE"/>
@@ -3455,7 +3413,7 @@
         </w:rPr>
         <w:t xml:space="preserve"> </w:t>
       </w:r>
-      <w:hyperlink r:id="rId60">
+      <w:hyperlink r:id="rId58">
         <w:r>
           <w:rPr>
             <w:lang w:val="ar_AE" w:bidi="ar_AE"/>
@@ -4029,7 +3987,7 @@
         </w:rPr>
         <w:t xml:space="preserve">): هذا التأكيد على نقائها وعذريتها يبرز مكانته الحصرية والمميزة (انظر </w:t>
       </w:r>
-      <w:hyperlink r:id="rId61">
+      <w:hyperlink r:id="rId59">
         <w:r>
           <w:rPr>
             <w:lang w:val="ar_AE" w:bidi="ar_AE"/>
@@ -4153,7 +4111,7 @@
         </w:rPr>
         <w:t>لِيَأْتِ حَبِيبِي إِلَى جَنَّتِهِ وَيَأْكُلْ ثَمَرَهُ النَّفِيسَ: أخيرًا، تدعو المرأة الرجل للدخول إليها وتجربة جسدها الذي أصبح مفتوحًا بكل كماله الحسي. • كان الرجل قد أكدّ شعريًا على عفة المرأة (</w:t>
       </w:r>
-      <w:hyperlink r:id="rId52">
+      <w:hyperlink r:id="rId50">
         <w:r>
           <w:rPr>
             <w:lang w:val="ar_AE" w:bidi="ar_AE"/>
@@ -4277,7 +4235,7 @@
         </w:rPr>
         <w:t xml:space="preserve">أَنَا نَائِمَةٌ وَقَلْبِي مُسْتَيْقِظٌ: هذا تعريف مناسب للحلم؛ فقد كانت نائمة جسديًا، لكنها مستيقظة عاطفيًا ونفسيًا. • صَوْتُ حَبِيبِي قَارِعًا … "اِفْتَحِي لِي": فتح الأبواب هو استعارة للنشاط الجنسي في الشرق الأدنى القديم (انظر أيضًا </w:t>
       </w:r>
-      <w:hyperlink r:id="rId62">
+      <w:hyperlink r:id="rId60">
         <w:r>
           <w:rPr>
             <w:lang w:val="ar_AE" w:bidi="ar_AE"/>
@@ -4348,7 +4306,7 @@
         </w:rPr>
         <w:t>قبل ذلك بآية واحدة، كان الزوجان يستمتعان تمامًا باتحادهما الحميم. والآن تشعر المرأة بعذاب الفراق. في التفسير الدرامي، تم فصل المرأة عن حبيبها مرتين من قبل وقد بحثت عنه (</w:t>
       </w:r>
-      <w:hyperlink r:id="rId63">
+      <w:hyperlink r:id="rId61">
         <w:r>
           <w:rPr>
             <w:lang w:val="ar_AE" w:bidi="ar_AE"/>
@@ -4366,7 +4324,7 @@
         </w:rPr>
         <w:t xml:space="preserve">؛ </w:t>
       </w:r>
-      <w:hyperlink r:id="rId23">
+      <w:hyperlink r:id="rId21">
         <w:r>
           <w:rPr>
             <w:lang w:val="ar_AE" w:bidi="ar_AE"/>
@@ -4384,7 +4342,7 @@
         </w:rPr>
         <w:t xml:space="preserve">). في هذه المرة الأخيرة، يحدث الفراق في أحلامها—إنه مجرد كابوس. ويبدو أن حلمها يمتد إلى </w:t>
       </w:r>
-      <w:hyperlink r:id="rId64">
+      <w:hyperlink r:id="rId62">
         <w:r>
           <w:rPr>
             <w:lang w:val="ar_AE" w:bidi="ar_AE"/>
@@ -4508,7 +4466,7 @@
         </w:rPr>
         <w:t xml:space="preserve">الْحَرَسُ الطَّائِفُ … ضَرَبُونِي. جَرَحُونِي: الحراس الذين كانوا يحمون في </w:t>
       </w:r>
-      <w:hyperlink r:id="rId31">
+      <w:hyperlink r:id="rId29">
         <w:r>
           <w:rPr>
             <w:lang w:val="ar_AE" w:bidi="ar_AE"/>
@@ -4526,7 +4484,7 @@
         </w:rPr>
         <w:t xml:space="preserve"> أصبحوا الآن شخصيات شيطانية في حلمها (</w:t>
       </w:r>
-      <w:hyperlink r:id="rId39">
+      <w:hyperlink r:id="rId37">
         <w:r>
           <w:rPr>
             <w:lang w:val="ar_AE" w:bidi="ar_AE"/>
@@ -4597,7 +4555,7 @@
         </w:rPr>
         <w:t xml:space="preserve">مَرِيضَةٌ حُبًّا: صدمة المرأة هي تعبير عن مرضها بالحب (قارن </w:t>
       </w:r>
-      <w:hyperlink r:id="rId65">
+      <w:hyperlink r:id="rId63">
         <w:r>
           <w:rPr>
             <w:lang w:val="ar_AE" w:bidi="ar_AE"/>
@@ -4865,7 +4823,7 @@
         </w:rPr>
         <w:t xml:space="preserve"> مما يشير إلى أنه يشبه الآلهة في المظهر، حيث كانت تماثيل الآلهة تتكون من مثل هذه المعادن الثمينة في العصور القديمة (</w:t>
       </w:r>
-      <w:hyperlink r:id="rId66">
+      <w:hyperlink r:id="rId64">
         <w:r>
           <w:rPr>
             <w:lang w:val="ar_AE" w:bidi="ar_AE"/>
@@ -4883,7 +4841,7 @@
         </w:rPr>
         <w:t xml:space="preserve">؛ </w:t>
       </w:r>
-      <w:hyperlink r:id="rId67">
+      <w:hyperlink r:id="rId65">
         <w:r>
           <w:rPr>
             <w:lang w:val="ar_AE" w:bidi="ar_AE"/>
@@ -4901,7 +4859,7 @@
         </w:rPr>
         <w:t xml:space="preserve">؛ </w:t>
       </w:r>
-      <w:hyperlink r:id="rId68">
+      <w:hyperlink r:id="rId66">
         <w:r>
           <w:rPr>
             <w:lang w:val="ar_AE" w:bidi="ar_AE"/>
@@ -4919,7 +4877,7 @@
         </w:rPr>
         <w:t xml:space="preserve">؛ </w:t>
       </w:r>
-      <w:hyperlink r:id="rId69">
+      <w:hyperlink r:id="rId67">
         <w:r>
           <w:rPr>
             <w:lang w:val="ar_AE" w:bidi="ar_AE"/>
@@ -5288,7 +5246,7 @@
         </w:rPr>
         <w:t>كانت تِرصَة مدينة-دولة منذ زمن يشوع، وأصبحت في النهاية كبيرة بما يكفي لتكون عاصمة المملكة الشمالية (</w:t>
       </w:r>
-      <w:hyperlink r:id="rId70">
+      <w:hyperlink r:id="rId68">
         <w:r>
           <w:rPr>
             <w:lang w:val="ar_AE" w:bidi="ar_AE"/>
@@ -5306,7 +5264,7 @@
         </w:rPr>
         <w:t xml:space="preserve">؛ </w:t>
       </w:r>
-      <w:hyperlink r:id="rId71">
+      <w:hyperlink r:id="rId69">
         <w:r>
           <w:rPr>
             <w:lang w:val="ar_AE" w:bidi="ar_AE"/>
@@ -5377,7 +5335,7 @@
         </w:rPr>
         <w:t xml:space="preserve">يصف الرجل مرة أخرى الجمال الجسدي للمرأة، مكررًا أجزاء من الوصف من أصحاح </w:t>
       </w:r>
-      <w:hyperlink r:id="rId72">
+      <w:hyperlink r:id="rId70">
         <w:r>
           <w:rPr>
             <w:lang w:val="ar_AE" w:bidi="ar_AE"/>
@@ -5448,7 +5406,7 @@
         </w:rPr>
         <w:t xml:space="preserve">إذا كان النشيد مجازًا لحب الرب لشعبه، فستكون موازية ضعيفة للغاية، لأن إفراط سليمان في الزواج لا يقدم صورة جيدة عن محبة الله وأمانته (انظر </w:t>
       </w:r>
-      <w:hyperlink r:id="rId73">
+      <w:hyperlink r:id="rId71">
         <w:r>
           <w:rPr>
             <w:lang w:val="ar_AE" w:bidi="ar_AE"/>
@@ -5466,7 +5424,7 @@
         </w:rPr>
         <w:t xml:space="preserve">). • سِتُّونَ مَلِكَةً: تم الحصول على العديد من زوجات سليمان عن طريق الزواج بموجب معاهدات دولية (انظر </w:t>
       </w:r>
-      <w:hyperlink r:id="rId74">
+      <w:hyperlink r:id="rId72">
         <w:r>
           <w:rPr>
             <w:lang w:val="ar_AE" w:bidi="ar_AE"/>
@@ -5484,7 +5442,7 @@
         </w:rPr>
         <w:t xml:space="preserve">، </w:t>
       </w:r>
-      <w:hyperlink r:id="rId75">
+      <w:hyperlink r:id="rId73">
         <w:r>
           <w:rPr>
             <w:lang w:val="ar_AE" w:bidi="ar_AE"/>
@@ -5647,7 +5605,7 @@
         </w:rPr>
         <w:t xml:space="preserve">تختتم القصيدة كما بدأت في </w:t>
       </w:r>
-      <w:hyperlink r:id="rId40">
+      <w:hyperlink r:id="rId38">
         <w:r>
           <w:rPr>
             <w:lang w:val="ar_AE" w:bidi="ar_AE"/>
@@ -5791,7 +5749,7 @@
         </w:rPr>
         <w:t xml:space="preserve">مَرْكَبَاتِ قَوْمِ شَرِيفٍ: تؤدي الرغبة إلى اتحاد الرجل والمرأة. قد يكون هناك ما يدعم كوْن سليمان هو الزوج هنا، برغم أن هذا الوصف قد يكون استعارة لبهجة الرومانسية (قارن </w:t>
       </w:r>
-      <w:hyperlink r:id="rId76">
+      <w:hyperlink r:id="rId74">
         <w:r>
           <w:rPr>
             <w:lang w:val="ar_AE" w:bidi="ar_AE"/>
@@ -5902,7 +5860,7 @@
         </w:rPr>
         <w:t xml:space="preserve"> (</w:t>
       </w:r>
-      <w:hyperlink r:id="rId77">
+      <w:hyperlink r:id="rId75">
         <w:r>
           <w:rPr>
             <w:lang w:val="ar_AE" w:bidi="ar_AE"/>
@@ -5920,7 +5878,7 @@
         </w:rPr>
         <w:t xml:space="preserve">; </w:t>
       </w:r>
-      <w:hyperlink r:id="rId78">
+      <w:hyperlink r:id="rId76">
         <w:r>
           <w:rPr>
             <w:lang w:val="ar_AE" w:bidi="ar_AE"/>
@@ -6069,7 +6027,7 @@
         </w:rPr>
         <w:t>إن الرجل يمدح الآن قدميها التي ترقص ثم يصف جمال جسدها صاعدًا حتى شعرها المنسدل (</w:t>
       </w:r>
-      <w:hyperlink r:id="rId79">
+      <w:hyperlink r:id="rId77">
         <w:r>
           <w:rPr>
             <w:lang w:val="ar_AE" w:bidi="ar_AE"/>
@@ -6404,7 +6362,7 @@
         </w:rPr>
         <w:t xml:space="preserve">يقارن الرجل حب إمرأته وقبلاتها بالخمر، وذلك لأنها ممتعة وتجعل الشخص في حالة نشوة (انظر </w:t>
       </w:r>
-      <w:hyperlink r:id="rId80">
+      <w:hyperlink r:id="rId78">
         <w:r>
           <w:rPr>
             <w:lang w:val="ar_AE" w:bidi="ar_AE"/>
@@ -6528,7 +6486,7 @@
         </w:rPr>
         <w:t xml:space="preserve">نبات اللفاح (بالعبرية: دودائيم) وكان يستخدم كمحفّز جنسي في الشرق الأوسط (انظر </w:t>
       </w:r>
-      <w:hyperlink r:id="rId81">
+      <w:hyperlink r:id="rId79">
         <w:r>
           <w:rPr>
             <w:lang w:val="ar_AE" w:bidi="ar_AE"/>
@@ -6718,7 +6676,7 @@
         </w:rPr>
         <w:t xml:space="preserve">): قارن </w:t>
       </w:r>
-      <w:hyperlink r:id="rId82">
+      <w:hyperlink r:id="rId80">
         <w:r>
           <w:rPr>
             <w:lang w:val="ar_AE" w:bidi="ar_AE"/>
@@ -6789,7 +6747,7 @@
         </w:rPr>
         <w:t xml:space="preserve">أحلّفكن: للمرة الثالثة، تشجع المرأة بنات أورشليم على الحفاظ على عذريتهن (انظر </w:t>
       </w:r>
-      <w:hyperlink r:id="rId18">
+      <w:hyperlink r:id="rId16">
         <w:r>
           <w:rPr>
             <w:lang w:val="ar_AE" w:bidi="ar_AE"/>
@@ -6807,7 +6765,7 @@
         </w:rPr>
         <w:t xml:space="preserve">; </w:t>
       </w:r>
-      <w:hyperlink r:id="rId19">
+      <w:hyperlink r:id="rId17">
         <w:r>
           <w:rPr>
             <w:lang w:val="ar_AE" w:bidi="ar_AE"/>
@@ -6825,7 +6783,7 @@
         </w:rPr>
         <w:t xml:space="preserve">). كذلك يتم التأكيد على فضيلة العذرية في </w:t>
       </w:r>
-      <w:hyperlink r:id="rId50">
+      <w:hyperlink r:id="rId48">
         <w:r>
           <w:rPr>
             <w:lang w:val="ar_AE" w:bidi="ar_AE"/>
@@ -6896,7 +6854,7 @@
         </w:rPr>
         <w:t xml:space="preserve"> تَحْتَ شَجَرَةِ التُّفَّاحِ شَوَّقْتُكَ: تُعدّ شجرة التفاح رمزًا للخصوبة لأنها تحمل الثمار (انظر </w:t>
       </w:r>
-      <w:hyperlink r:id="rId83">
+      <w:hyperlink r:id="rId81">
         <w:r>
           <w:rPr>
             <w:lang w:val="ar_AE" w:bidi="ar_AE"/>
@@ -6914,7 +6872,7 @@
         </w:rPr>
         <w:t xml:space="preserve">، </w:t>
       </w:r>
-      <w:hyperlink r:id="rId65">
+      <w:hyperlink r:id="rId63">
         <w:r>
           <w:rPr>
             <w:lang w:val="ar_AE" w:bidi="ar_AE"/>
@@ -6932,7 +6890,7 @@
         </w:rPr>
         <w:t xml:space="preserve">؛ </w:t>
       </w:r>
-      <w:hyperlink r:id="rId84">
+      <w:hyperlink r:id="rId82">
         <w:r>
           <w:rPr>
             <w:lang w:val="ar_AE" w:bidi="ar_AE"/>
@@ -6950,7 +6908,7 @@
         </w:rPr>
         <w:t xml:space="preserve">). • حيث ولدتْك أمك (هُنَاكَ خَطَبَتْ لَكَ أُمُّكَ): قد يكون ذِكْر الأم وسيلة غير مباشرة للإشارة إلى الإنجاب كثمرة للحب الجنسي (قارن </w:t>
       </w:r>
-      <w:hyperlink r:id="rId85">
+      <w:hyperlink r:id="rId83">
         <w:r>
           <w:rPr>
             <w:lang w:val="ar_AE" w:bidi="ar_AE"/>
@@ -7021,7 +6979,7 @@
         </w:rPr>
         <w:t>كَخَاتِمٍ عَلَى قَلْبِكَ … كَخَاتِمٍ عَلَى سَاعِدِكَ: في إسرائيل القديمة، كان الختم يُستخدم لتحديد الهوية أو لإظهار الملكية عن طريق ضغط وجه الخاتم في الشمع الناعم. يريد الزوج من زوجته أن تميزه بهويتها، بشكل خاص على قلبه، وبشكل علني على ذراعه أيضًا. • الْمَحَبَّةَ قَوِيَّةٌ كَالْمَوْتِ: بالرغم من أن الموت لا مفر منه، فإن رابطة الحب ثابتة، لا تتزعزع، ولا تنكسر إلا بالموت. • قوة الغيرة تتحرك لحماية علاقة حصرية مثل تلك بين الرجل وزوجته أو بين الله وشعبه (</w:t>
       </w:r>
-      <w:hyperlink r:id="rId86">
+      <w:hyperlink r:id="rId84">
         <w:r>
           <w:rPr>
             <w:lang w:val="ar_AE" w:bidi="ar_AE"/>
@@ -7039,7 +6997,7 @@
         </w:rPr>
         <w:t xml:space="preserve">؛ </w:t>
       </w:r>
-      <w:hyperlink r:id="rId87">
+      <w:hyperlink r:id="rId85">
         <w:r>
           <w:rPr>
             <w:lang w:val="ar_AE" w:bidi="ar_AE"/>
@@ -7249,7 +7207,7 @@
         </w:rPr>
         <w:t xml:space="preserve">سُورًا: يبدو أن هناك معنيين مجازيين لهذا المصطلح: (1) صدر الفتاة قبل البلوغ يشبه الجدار (انظر </w:t>
       </w:r>
-      <w:hyperlink r:id="rId88">
+      <w:hyperlink r:id="rId86">
         <w:r>
           <w:rPr>
             <w:lang w:val="ar_AE" w:bidi="ar_AE"/>
@@ -7320,7 +7278,7 @@
         </w:rPr>
         <w:t xml:space="preserve">أَنَا سُورٌ: تؤكد المرأة أنها كانت عفيفة استعدادًا للزواج. • الآن . . . كَبُرْجَيْنِ: تصف المرأة نفسها بلغة الجاذبية والرغبة (قارن </w:t>
       </w:r>
-      <w:hyperlink r:id="rId89">
+      <w:hyperlink r:id="rId87">
         <w:r>
           <w:rPr>
             <w:lang w:val="ar_AE" w:bidi="ar_AE"/>
@@ -7338,7 +7296,7 @@
         </w:rPr>
         <w:t xml:space="preserve">؛ </w:t>
       </w:r>
-      <w:hyperlink r:id="rId90">
+      <w:hyperlink r:id="rId88">
         <w:r>
           <w:rPr>
             <w:lang w:val="ar_AE" w:bidi="ar_AE"/>
@@ -7356,7 +7314,7 @@
         </w:rPr>
         <w:t xml:space="preserve">، </w:t>
       </w:r>
-      <w:hyperlink r:id="rId84">
+      <w:hyperlink r:id="rId82">
         <w:r>
           <w:rPr>
             <w:lang w:val="ar_AE" w:bidi="ar_AE"/>
@@ -7493,7 +7451,7 @@
         </w:rPr>
         <w:t xml:space="preserve">في المنظور الدرامي، تم أخيرًا حل معضلة الزوجة فيمَا يتعلق بالكرم في </w:t>
       </w:r>
-      <w:hyperlink r:id="rId91">
+      <w:hyperlink r:id="rId89">
         <w:r>
           <w:rPr>
             <w:lang w:val="ar_AE" w:bidi="ar_AE"/>
@@ -7617,7 +7575,7 @@
         </w:rPr>
         <w:t xml:space="preserve">تعال معي، يا حبيبي! إنها تدعوه ليتبعها ويلاحقها بكل سرعة الظبي القوية والمبهجة (انظر </w:t>
       </w:r>
-      <w:hyperlink r:id="rId92">
+      <w:hyperlink r:id="rId90">
         <w:r>
           <w:rPr>
             <w:lang w:val="ar_AE" w:bidi="ar_AE"/>
@@ -7635,7 +7593,7 @@
         </w:rPr>
         <w:t xml:space="preserve">). • جِبَالِ الأَطْيَابِ: قارن </w:t>
       </w:r>
-      <w:hyperlink r:id="rId93">
+      <w:hyperlink r:id="rId91">
         <w:r>
           <w:rPr>
             <w:lang w:val="ar_AE" w:bidi="ar_AE"/>

--- a/arb/docx/22.content.docx
+++ b/arb/docx/22.content.docx
@@ -178,13 +178,6 @@
         <w:rPr>
           <w:lang w:val="ar_AE" w:bidi="ar_AE"/>
         </w:rPr>
-      </w:r>
-      <w:r>
-        <w:rPr>
-          <w:i/>
-          <w:lang w:val="ar_AE" w:bidi="ar_AE"/>
-        </w:rPr>
-        <w:t>نشيد الأنشاد 1: 1, نشيد الأنشاد 1: 2, نشيد الأنشاد 1: 2–14, نشيد الأنشاد 1: 3, نشيد الأنشاد 1: 4, نشيد الأنشاد 1: 5–6, نشيد الأنشاد 1: 5–11, نشيد الأنشاد 1: 6, نشيد الأنشاد 1: 7–8, نشيد الأنشاد 1: 8, نشيد الأنشاد 1: 9, نشيد الأنشاد 1: 10–11, نشيد الأنشاد 1: 12, نشيد الأنشاد 1: 12–14, نشيد الأنشاد 1: 13, نشيد الأنشاد 1: 14, نشيد الأنشاد 1: 15, نشيد الأنشاد 1: 15–2: 7, نشيد الأنشاد 1: 16–17, نشيد الأنشاد 2: 1–2, نشيد الأنشاد 2: 1–7, نشيد الأنشاد 2: 3, نشيد الأنشاد 2: 4, نشيد الأنشاد 2: 5–6, نشيد الأنشاد 2: 7, نشيد الأنشاد 2: 8–10, نشيد الأنشاد 2: 8–17, نشيد الأنشاد 2: 10–13, نشيد الأنشاد 2: 14, نشيد الأنشاد 2: 15, نشيد الأنشاد 2: 16–17, نشيد الأنشاد 2: 16–3: 5, نشيد الأنشاد 3: 2, نشيد الأنشاد 3: 3, نشيد الأنشاد 3: 6–11, نشيد الأنشاد 3: 9–10, نشيد الأنشاد 3: 11, نشيد الأنشاد 4: 1, نشيد الأنشاد 4: 1–5: 1, نشيد الأنشاد 4: 2, نشيد الأنشاد 4: 3, نشيد الأنشاد 4: 4, نشيد الأنشاد 4: 5, نشيد الأنشاد 4: 6, نشيد الأنشاد 4: 8, نشيد الأنشاد 4: 9, نشيد الأنشاد 4: 10–11, نشيد الأنشاد 4: 12, نشيد الأنشاد 4: 13–14, نشيد الأنشاد 4: 16, نشيد الأنشاد 5: 1, نشيد الأنشاد 5: 2, نشيد الأنشاد 5: 2–6: 3, نشيد الأنشاد 5: 4–6, نشيد الأنشاد 5: 7, نشيد الأنشاد 5: 8, نشيد الأنشاد 5: 8–9, نشيد الأنشاد 5: 10, نشيد الأنشاد 5: 10–16, نشيد الأنشاد 5: 11–15, نشيد الأنشاد 5: 13, نشيد الأنشاد 5: 14, نشيد الأنشاد 5: 15, نشيد الأنشاد 5: 16, نشيد الأنشاد 6: 1–3, نشيد الأنشاد 6: 4, نشيد الأنشاد 6: 4–10, نشيد الأنشاد 6: 8–9, نشيد الأنشاد 6: 9, نشيد الأنشاد 6: 10, نشيد الأنشاد 6: 11, نشيد الأنشاد 6: 12, نشيد الأنشاد 13:6, نشيد الأنشاد 13:6–9:7, نشيد الأنشاد 1:7–5, نشيد الأنشاد 2:7, نشيد الأنشاد 4:7, نشيد الأنشاد 5:7–6, نشيد الأنشاد 7:7–8, نشيد الأنشاد 9:7, نشيد الأنشاد 11:7–12, نشيد الأنشاد 13:7, نشيد الأنشاد 1:8, نشيد الأنشاد 1:8–4, نشيد الأنشاد 2:8–3, نشيد الأنشاد 4:8, نشيد الأنشاد 8: 5, نشيد الأنشاد 8: 6, نشيد الأنشاد 8: 8, نشيد الأنشاد 8: 8–10, نشيد الأنشاد 8: 9, نشيد الأنشاد 8: 10, نشيد الأنشاد 8: 11, نشيد الأنشاد 8: 11–14, نشيد الأنشاد 8: 13, نشيد الأنشاد 8: 14</w:t>
       </w:r>
       <w:r>
         <w:rPr>

--- a/arb/docx/22.content.docx
+++ b/arb/docx/22.content.docx
@@ -163,21 +163,6 @@
           <w:lang w:val="ar_AE" w:bidi="ar_AE"/>
         </w:rPr>
         <w:t>SNG</w:t>
-      </w:r>
-      <w:r>
-        <w:rPr>
-          <w:lang w:val="ar_AE" w:bidi="ar_AE"/>
-        </w:rPr>
-      </w:r>
-    </w:p>
-    <w:p>
-      <w:pPr>
-        <w:bidi/>
-      </w:pPr>
-      <w:r>
-        <w:rPr>
-          <w:lang w:val="ar_AE" w:bidi="ar_AE"/>
-        </w:rPr>
       </w:r>
       <w:r>
         <w:rPr>

--- a/arb/docx/22.content.docx
+++ b/arb/docx/22.content.docx
@@ -22,7 +22,7 @@
         <w:rPr>
           <w:lang w:val="ar_AE" w:bidi="ar_AE"/>
         </w:rPr>
-        <w:t>Resource: ملاحظات الدراسة (تينديل)</w:t>
+        <w:t>Resource: Tyndale Open Study Notes</w:t>
       </w:r>
       <w:r>
         <w:rPr>
@@ -122,7 +122,7 @@
         <w:rPr>
           <w:lang w:val="ar_AE" w:bidi="ar_AE"/>
         </w:rPr>
-        <w:t>ملاحظات الدراسة (تينديل)</w:t>
+        <w:t>Tyndale Open Study Notes</w:t>
       </w:r>
     </w:p>
     <w:p>

--- a/arb/docx/22.content.docx
+++ b/arb/docx/22.content.docx
@@ -22,7 +22,7 @@
         <w:rPr>
           <w:lang w:val="ar_AE" w:bidi="ar_AE"/>
         </w:rPr>
-        <w:t>Resource: Tyndale Open Study Notes</w:t>
+        <w:t>Resource: Aquifer Open Study Notes</w:t>
       </w:r>
       <w:r>
         <w:rPr>
@@ -122,7 +122,7 @@
         <w:rPr>
           <w:lang w:val="ar_AE" w:bidi="ar_AE"/>
         </w:rPr>
-        <w:t>Tyndale Open Study Notes</w:t>
+        <w:t>Aquifer Open Study Notes</w:t>
       </w:r>
     </w:p>
     <w:p>

--- a/arb/docx/22.content.docx
+++ b/arb/docx/22.content.docx
@@ -325,20 +325,14 @@
         </w:rPr>
         <w:t xml:space="preserve">، "الكاتب"). تفهم ترجمة فاندايك بشكل صحيح أن تعبير نشيد الأنشاد هو صيغة تفضيل بالعبرية، لذا فإن هذا النشيد هو الأعلى أو الأفضل أو الأسمى، وهو ما يعني على الأرجح أنه أكثر روعة من أي نشيد آخر من نشائد سليمان الـ 1,005 الأخرى (انظر </w:t>
       </w:r>
-      <w:hyperlink r:id="rId13">
-        <w:r>
-          <w:rPr>
-            <w:rtl/>
-            <w:cs/>
-            <w:lang w:val="ar_AE" w:bidi="ar_AE"/>
-          </w:rPr>
-          <w:rPr>
-            <w:color w:val="0000EE"/>
-            <w:u w:val="single"/>
-          </w:rPr>
-          <w:t>1 ملوك 4:32</w:t>
-        </w:r>
-      </w:hyperlink>
+      <w:r>
+        <w:rPr>
+          <w:rtl/>
+          <w:cs/>
+          <w:lang w:val="ar_AE" w:bidi="ar_AE"/>
+        </w:rPr>
+        <w:t>1 ملوك 4:32</w:t>
+      </w:r>
       <w:r>
         <w:rPr>
           <w:rtl/>
@@ -481,20 +475,14 @@
         </w:rPr>
         <w:t>يبدأ النشيد (الأغنية) بتعبير المرأة عن رغبتها في الاتحاد الحميم مع الرجل الذي تحبه. وفي النشيد، غالبًا ما تكون المرأة هي التي تبادر بالعلاقة. ويؤكد أعضاء الجوقة ("بنات أورشليم") اختيارها لهذا الشخص. وفقًا للتفسير الدرامي المبني على وجود ثلاثة شخصيات، فإن النشيد يبدأ بشرح مأزق المرأة. فإن الملك كان على وشك أن يأخذها إلى قصره، لكن شغفها الحقيقي يكمن مع حبيبها الراعي. وتأمل المرأة أن ينقذها حبيبها من حضرة الملك (</w:t>
       </w:r>
-      <w:hyperlink r:id="rId14">
-        <w:r>
-          <w:rPr>
-            <w:rtl/>
-            <w:cs/>
-            <w:lang w:val="ar_AE" w:bidi="ar_AE"/>
-          </w:rPr>
-          <w:rPr>
-            <w:color w:val="0000EE"/>
-            <w:u w:val="single"/>
-          </w:rPr>
-          <w:t>1:4</w:t>
-        </w:r>
-      </w:hyperlink>
+      <w:r>
+        <w:rPr>
+          <w:rtl/>
+          <w:cs/>
+          <w:lang w:val="ar_AE" w:bidi="ar_AE"/>
+        </w:rPr>
+        <w:t>1:4</w:t>
+      </w:r>
       <w:r>
         <w:rPr>
           <w:rtl/>
@@ -570,20 +558,14 @@
         </w:rPr>
         <w:t xml:space="preserve">إن رائحة أدهان الرجل الطيبة توحي بروائح الحب العذبة، مما يشير إلى أن المرأة ترغب في الاقتراب منه جسديًا. • لِذلِكَ أَحَبَّتْكَ الْعَذَارَى: جاذبية الرجل الشاب ليست جسدية فقط. فإن لديه سمعة ممتازة—حيث تعبر جوقة النساء عن احترامهن وإعجابهن به في </w:t>
       </w:r>
-      <w:hyperlink r:id="rId14">
-        <w:r>
-          <w:rPr>
-            <w:rtl/>
-            <w:cs/>
-            <w:lang w:val="ar_AE" w:bidi="ar_AE"/>
-          </w:rPr>
-          <w:rPr>
-            <w:color w:val="0000EE"/>
-            <w:u w:val="single"/>
-          </w:rPr>
-          <w:t>1:4</w:t>
-        </w:r>
-      </w:hyperlink>
+      <w:r>
+        <w:rPr>
+          <w:rtl/>
+          <w:cs/>
+          <w:lang w:val="ar_AE" w:bidi="ar_AE"/>
+        </w:rPr>
+        <w:t>1:4</w:t>
+      </w:r>
       <w:r>
         <w:rPr>
           <w:rtl/>
@@ -693,20 +675,14 @@
         </w:rPr>
         <w:t xml:space="preserve"> سليمان، إلا أنها لا تحدد أي غرف تم أخذها إليها. ولا توحي العبرية بأنها كانت رغبتها الشخصية. • يتغير النص هنا من ضمير المخاطب ("أنت") إلى ضمير الغائب ("هو")، مما قد يشير إلى وجود رجلين مختلفين مشتركين في الحدث—أحدهما يتم التحدث إليه، والآخر يتم التحدث عنه. وفي هذه الحالة، من الممكن أن تكون المرأة ترغب في أن تجري لأنها لا ترد أن تكون خليلة للملك. • أما إذا كان النشيد مجموعة من أغاني الحب بدون خيط سردي، فلا مشكلة في أن يتم الإشارة إلى الحبيب هنا كملك ولاحقًا كراعٍ (على سبيل المثال </w:t>
       </w:r>
-      <w:hyperlink r:id="rId15">
-        <w:r>
-          <w:rPr>
-            <w:rtl/>
-            <w:cs/>
-            <w:lang w:val="ar_AE" w:bidi="ar_AE"/>
-          </w:rPr>
-          <w:rPr>
-            <w:color w:val="0000EE"/>
-            <w:u w:val="single"/>
-          </w:rPr>
-          <w:t>1:7</w:t>
-        </w:r>
-      </w:hyperlink>
+      <w:r>
+        <w:rPr>
+          <w:rtl/>
+          <w:cs/>
+          <w:lang w:val="ar_AE" w:bidi="ar_AE"/>
+        </w:rPr>
+        <w:t>1:7</w:t>
+      </w:r>
       <w:r>
         <w:rPr>
           <w:rtl/>
@@ -715,20 +691,14 @@
         </w:rPr>
         <w:t xml:space="preserve">): (1) قد تكون اللغة مقصودة حرفيًا أو لا تكون؛ (2) قد تعكس هذه الألقاب، المتسقة مع شعر الحب القديم في الشرق الأوسط، وجهة نظر المرأة تجاه حبيبها في وقت معين (مثل الإشارة إلى أنه ملك في نظرها)؛ أو (3) قد تشير القصائد المختلفة إلى أزواج مختلفين. • كثيرًا ما تخاطب المرأة بنات أورشليم (مثل </w:t>
       </w:r>
-      <w:hyperlink r:id="rId16">
-        <w:r>
-          <w:rPr>
-            <w:rtl/>
-            <w:cs/>
-            <w:lang w:val="ar_AE" w:bidi="ar_AE"/>
-          </w:rPr>
-          <w:rPr>
-            <w:color w:val="0000EE"/>
-            <w:u w:val="single"/>
-          </w:rPr>
-          <w:t>2:7</w:t>
-        </w:r>
-      </w:hyperlink>
+      <w:r>
+        <w:rPr>
+          <w:rtl/>
+          <w:cs/>
+          <w:lang w:val="ar_AE" w:bidi="ar_AE"/>
+        </w:rPr>
+        <w:t>2:7</w:t>
+      </w:r>
       <w:r>
         <w:rPr>
           <w:rtl/>
@@ -737,20 +707,14 @@
         </w:rPr>
         <w:t xml:space="preserve">؛ </w:t>
       </w:r>
-      <w:hyperlink r:id="rId17">
-        <w:r>
-          <w:rPr>
-            <w:rtl/>
-            <w:cs/>
-            <w:lang w:val="ar_AE" w:bidi="ar_AE"/>
-          </w:rPr>
-          <w:rPr>
-            <w:color w:val="0000EE"/>
-            <w:u w:val="single"/>
-          </w:rPr>
-          <w:t>3:5</w:t>
-        </w:r>
-      </w:hyperlink>
+      <w:r>
+        <w:rPr>
+          <w:rtl/>
+          <w:cs/>
+          <w:lang w:val="ar_AE" w:bidi="ar_AE"/>
+        </w:rPr>
+        <w:t>3:5</w:t>
+      </w:r>
       <w:r>
         <w:rPr>
           <w:rtl/>
@@ -759,20 +723,14 @@
         </w:rPr>
         <w:t xml:space="preserve">). حيث يتم تصويرهن كصديقات مقربات موثوقات يحببن المرأة ويستجبن لطلباتها. وهي غالبًا ما تبوح لهن عن حبيبها، وهنّ يمدحن الزوجين من منظورهن الخارجي (مثل </w:t>
       </w:r>
-      <w:hyperlink r:id="rId18">
-        <w:r>
-          <w:rPr>
-            <w:rtl/>
-            <w:cs/>
-            <w:lang w:val="ar_AE" w:bidi="ar_AE"/>
-          </w:rPr>
-          <w:rPr>
-            <w:color w:val="0000EE"/>
-            <w:u w:val="single"/>
-          </w:rPr>
-          <w:t>5:1</w:t>
-        </w:r>
-      </w:hyperlink>
+      <w:r>
+        <w:rPr>
+          <w:rtl/>
+          <w:cs/>
+          <w:lang w:val="ar_AE" w:bidi="ar_AE"/>
+        </w:rPr>
+        <w:t>5:1</w:t>
+      </w:r>
       <w:r>
         <w:rPr>
           <w:rtl/>
@@ -781,20 +739,14 @@
         </w:rPr>
         <w:t xml:space="preserve">، </w:t>
       </w:r>
-      <w:hyperlink r:id="rId19">
-        <w:r>
-          <w:rPr>
-            <w:rtl/>
-            <w:cs/>
-            <w:lang w:val="ar_AE" w:bidi="ar_AE"/>
-          </w:rPr>
-          <w:rPr>
-            <w:color w:val="0000EE"/>
-            <w:u w:val="single"/>
-          </w:rPr>
-          <w:t>9</w:t>
-        </w:r>
-      </w:hyperlink>
+      <w:r>
+        <w:rPr>
+          <w:rtl/>
+          <w:cs/>
+          <w:lang w:val="ar_AE" w:bidi="ar_AE"/>
+        </w:rPr>
+        <w:t>9</w:t>
+      </w:r>
       <w:r>
         <w:rPr>
           <w:rtl/>
@@ -870,20 +822,14 @@
         </w:rPr>
         <w:t xml:space="preserve">لون بشرة المرأة الداكن ليس له علاقة بعِرْقَها؛ فقد أصبح لون بشرتها داكنًا بسبب التعرض للشمس. ومع ذلك، تحتفظ باحترامها لذاتها وتؤكد على جمالها. وهي تبدو بصحة جيدة نتيجة العناية بالكروم والماعز (انظر أيضًا </w:t>
       </w:r>
-      <w:hyperlink r:id="rId20">
-        <w:r>
-          <w:rPr>
-            <w:rtl/>
-            <w:cs/>
-            <w:lang w:val="ar_AE" w:bidi="ar_AE"/>
-          </w:rPr>
-          <w:rPr>
-            <w:color w:val="0000EE"/>
-            <w:u w:val="single"/>
-          </w:rPr>
-          <w:t>1:8</w:t>
-        </w:r>
-      </w:hyperlink>
+      <w:r>
+        <w:rPr>
+          <w:rtl/>
+          <w:cs/>
+          <w:lang w:val="ar_AE" w:bidi="ar_AE"/>
+        </w:rPr>
+        <w:t>1:8</w:t>
+      </w:r>
       <w:r>
         <w:rPr>
           <w:rtl/>
@@ -959,20 +905,14 @@
         </w:rPr>
         <w:t>إذا كان النشيد دراما من ثلاثة شخصيات والراعي هو حبيبها، فقد كان الحبيبان منفصلين حين كانت هي في قصر الملك. وفي هذا المقطع، كانت ترغب في التأكد من مكان العثور عليه عندما تغادر هناك. في مناسبتين، كانت خائفة بشأن فقدانه مرة أخرى (</w:t>
       </w:r>
-      <w:hyperlink r:id="rId21">
-        <w:r>
-          <w:rPr>
-            <w:rtl/>
-            <w:cs/>
-            <w:lang w:val="ar_AE" w:bidi="ar_AE"/>
-          </w:rPr>
-          <w:rPr>
-            <w:color w:val="0000EE"/>
-            <w:u w:val="single"/>
-          </w:rPr>
-          <w:t>3:1–4</w:t>
-        </w:r>
-      </w:hyperlink>
+      <w:r>
+        <w:rPr>
+          <w:rtl/>
+          <w:cs/>
+          <w:lang w:val="ar_AE" w:bidi="ar_AE"/>
+        </w:rPr>
+        <w:t>3:1–4</w:t>
+      </w:r>
       <w:r>
         <w:rPr>
           <w:rtl/>
@@ -981,20 +921,14 @@
         </w:rPr>
         <w:t xml:space="preserve">؛ </w:t>
       </w:r>
-      <w:hyperlink r:id="rId22">
-        <w:r>
-          <w:rPr>
-            <w:rtl/>
-            <w:cs/>
-            <w:lang w:val="ar_AE" w:bidi="ar_AE"/>
-          </w:rPr>
-          <w:rPr>
-            <w:color w:val="0000EE"/>
-            <w:u w:val="single"/>
-          </w:rPr>
-          <w:t>5:2–8</w:t>
-        </w:r>
-      </w:hyperlink>
+      <w:r>
+        <w:rPr>
+          <w:rtl/>
+          <w:cs/>
+          <w:lang w:val="ar_AE" w:bidi="ar_AE"/>
+        </w:rPr>
+        <w:t>5:2–8</w:t>
+      </w:r>
       <w:r>
         <w:rPr>
           <w:rtl/>
@@ -1003,20 +937,14 @@
         </w:rPr>
         <w:t>). وفي أوقات أخرى، كان اهتمامها أكثر دقة (</w:t>
       </w:r>
-      <w:hyperlink r:id="rId23">
-        <w:r>
-          <w:rPr>
-            <w:rtl/>
-            <w:cs/>
-            <w:lang w:val="ar_AE" w:bidi="ar_AE"/>
-          </w:rPr>
-          <w:rPr>
-            <w:color w:val="0000EE"/>
-            <w:u w:val="single"/>
-          </w:rPr>
-          <w:t>2:14</w:t>
-        </w:r>
-      </w:hyperlink>
+      <w:r>
+        <w:rPr>
+          <w:rtl/>
+          <w:cs/>
+          <w:lang w:val="ar_AE" w:bidi="ar_AE"/>
+        </w:rPr>
+        <w:t>2:14</w:t>
+      </w:r>
       <w:r>
         <w:rPr>
           <w:rtl/>
@@ -1109,20 +1037,14 @@
         </w:rPr>
         <w:t xml:space="preserve"> على أنه استعارة لجسد المرأة الخاص (قارن </w:t>
       </w:r>
-      <w:hyperlink r:id="rId24">
-        <w:r>
-          <w:rPr>
-            <w:rtl/>
-            <w:cs/>
-            <w:lang w:val="ar_AE" w:bidi="ar_AE"/>
-          </w:rPr>
-          <w:rPr>
-            <w:color w:val="0000EE"/>
-            <w:u w:val="single"/>
-          </w:rPr>
-          <w:t>2:15</w:t>
-        </w:r>
-      </w:hyperlink>
+      <w:r>
+        <w:rPr>
+          <w:rtl/>
+          <w:cs/>
+          <w:lang w:val="ar_AE" w:bidi="ar_AE"/>
+        </w:rPr>
+        <w:t>2:15</w:t>
+      </w:r>
       <w:r>
         <w:rPr>
           <w:rtl/>
@@ -1131,20 +1053,14 @@
         </w:rPr>
         <w:t xml:space="preserve">؛ </w:t>
       </w:r>
-      <w:hyperlink r:id="rId25">
-        <w:r>
-          <w:rPr>
-            <w:rtl/>
-            <w:cs/>
-            <w:lang w:val="ar_AE" w:bidi="ar_AE"/>
-          </w:rPr>
-          <w:rPr>
-            <w:color w:val="0000EE"/>
-            <w:u w:val="single"/>
-          </w:rPr>
-          <w:t>7:12</w:t>
-        </w:r>
-      </w:hyperlink>
+      <w:r>
+        <w:rPr>
+          <w:rtl/>
+          <w:cs/>
+          <w:lang w:val="ar_AE" w:bidi="ar_AE"/>
+        </w:rPr>
+        <w:t>7:12</w:t>
+      </w:r>
       <w:r>
         <w:rPr>
           <w:rtl/>
@@ -1153,20 +1069,14 @@
         </w:rPr>
         <w:t xml:space="preserve">). في مجتمعات الشرق الأدنى القديم، كان الإخوة يَحمون أخواتهم من العلاقات الحميمة المبكرة مع الرجال. ويعكس احتجاج المرأة اعتقادها بأنها مستعدة للحب (انظر أيضًا </w:t>
       </w:r>
-      <w:hyperlink r:id="rId26">
-        <w:r>
-          <w:rPr>
-            <w:rtl/>
-            <w:cs/>
-            <w:lang w:val="ar_AE" w:bidi="ar_AE"/>
-          </w:rPr>
-          <w:rPr>
-            <w:color w:val="0000EE"/>
-            <w:u w:val="single"/>
-          </w:rPr>
-          <w:t>8:8–12</w:t>
-        </w:r>
-      </w:hyperlink>
+      <w:r>
+        <w:rPr>
+          <w:rtl/>
+          <w:cs/>
+          <w:lang w:val="ar_AE" w:bidi="ar_AE"/>
+        </w:rPr>
+        <w:t>8:8–12</w:t>
+      </w:r>
       <w:r>
         <w:rPr>
           <w:rtl/>
@@ -1192,20 +1102,14 @@
         </w:rPr>
         <w:t xml:space="preserve"> بشكل حرفي: لقد أدت إساءة معاملة الإخوة إلى عدم قدرة المرأة على الاعتناء بالكروم التي كانت مسؤولة عنها شخصيًا. ووجدت نفسها في حريم سليمان لأنها لم تكن قادرة على أن تدفع لسليمان المال الذي كانت تدين به له (</w:t>
       </w:r>
-      <w:hyperlink r:id="rId27">
-        <w:r>
-          <w:rPr>
-            <w:rtl/>
-            <w:cs/>
-            <w:lang w:val="ar_AE" w:bidi="ar_AE"/>
-          </w:rPr>
-          <w:rPr>
-            <w:color w:val="0000EE"/>
-            <w:u w:val="single"/>
-          </w:rPr>
-          <w:t>8:11–12</w:t>
-        </w:r>
-      </w:hyperlink>
+      <w:r>
+        <w:rPr>
+          <w:rtl/>
+          <w:cs/>
+          <w:lang w:val="ar_AE" w:bidi="ar_AE"/>
+        </w:rPr>
+        <w:t>8:11–12</w:t>
+      </w:r>
       <w:r>
         <w:rPr>
           <w:rtl/>
@@ -1298,20 +1202,14 @@
         </w:rPr>
         <w:t>): كانت العاهرات يضعن برقعًا لإخفاء هوياتهن (</w:t>
       </w:r>
-      <w:hyperlink r:id="rId28">
-        <w:r>
-          <w:rPr>
-            <w:rtl/>
-            <w:cs/>
-            <w:lang w:val="ar_AE" w:bidi="ar_AE"/>
-          </w:rPr>
-          <w:rPr>
-            <w:color w:val="0000EE"/>
-            <w:u w:val="single"/>
-          </w:rPr>
-          <w:t>تكوين 38:14–16</w:t>
-        </w:r>
-      </w:hyperlink>
+      <w:r>
+        <w:rPr>
+          <w:rtl/>
+          <w:cs/>
+          <w:lang w:val="ar_AE" w:bidi="ar_AE"/>
+        </w:rPr>
+        <w:t>تكوين 38:14–16</w:t>
+      </w:r>
       <w:r>
         <w:rPr>
           <w:rtl/>
@@ -1320,20 +1218,14 @@
         </w:rPr>
         <w:t xml:space="preserve">). بما أن سليمان قد اعتبر المرأة سريته، فلديها سبب لتغطية نفسها وتجنب أن تكون ظاهرة. وهي ترغب في تجنب الاضطرار إلى سؤال الجميع من حولها عن مكان الشخص الذي تحبه (قارن </w:t>
       </w:r>
-      <w:hyperlink r:id="rId29">
-        <w:r>
-          <w:rPr>
-            <w:rtl/>
-            <w:cs/>
-            <w:lang w:val="ar_AE" w:bidi="ar_AE"/>
-          </w:rPr>
-          <w:rPr>
-            <w:color w:val="0000EE"/>
-            <w:u w:val="single"/>
-          </w:rPr>
-          <w:t>نشيد 3:3</w:t>
-        </w:r>
-      </w:hyperlink>
+      <w:r>
+        <w:rPr>
+          <w:rtl/>
+          <w:cs/>
+          <w:lang w:val="ar_AE" w:bidi="ar_AE"/>
+        </w:rPr>
+        <w:t>نشيد 3:3</w:t>
+      </w:r>
       <w:r>
         <w:rPr>
           <w:rtl/>
@@ -1342,20 +1234,14 @@
         </w:rPr>
         <w:t xml:space="preserve">؛ </w:t>
       </w:r>
-      <w:hyperlink r:id="rId30">
-        <w:r>
-          <w:rPr>
-            <w:rtl/>
-            <w:cs/>
-            <w:lang w:val="ar_AE" w:bidi="ar_AE"/>
-          </w:rPr>
-          <w:rPr>
-            <w:color w:val="0000EE"/>
-            <w:u w:val="single"/>
-          </w:rPr>
-          <w:t>5:6–7</w:t>
-        </w:r>
-      </w:hyperlink>
+      <w:r>
+        <w:rPr>
+          <w:rtl/>
+          <w:cs/>
+          <w:lang w:val="ar_AE" w:bidi="ar_AE"/>
+        </w:rPr>
+        <w:t>5:6–7</w:t>
+      </w:r>
       <w:r>
         <w:rPr>
           <w:rtl/>
@@ -1515,20 +1401,14 @@
         </w:rPr>
         <w:t xml:space="preserve"> لإظهار احترامه لها كشريكة وصديقة وكذلك كحبيبة (</w:t>
       </w:r>
-      <w:hyperlink r:id="rId31">
-        <w:r>
-          <w:rPr>
-            <w:rtl/>
-            <w:cs/>
-            <w:lang w:val="ar_AE" w:bidi="ar_AE"/>
-          </w:rPr>
-          <w:rPr>
-            <w:color w:val="0000EE"/>
-            <w:u w:val="single"/>
-          </w:rPr>
-          <w:t>1:15</w:t>
-        </w:r>
-      </w:hyperlink>
+      <w:r>
+        <w:rPr>
+          <w:rtl/>
+          <w:cs/>
+          <w:lang w:val="ar_AE" w:bidi="ar_AE"/>
+        </w:rPr>
+        <w:t>1:15</w:t>
+      </w:r>
       <w:r>
         <w:rPr>
           <w:rtl/>
@@ -1537,20 +1417,14 @@
         </w:rPr>
         <w:t xml:space="preserve">؛ </w:t>
       </w:r>
-      <w:hyperlink r:id="rId32">
-        <w:r>
-          <w:rPr>
-            <w:rtl/>
-            <w:cs/>
-            <w:lang w:val="ar_AE" w:bidi="ar_AE"/>
-          </w:rPr>
-          <w:rPr>
-            <w:color w:val="0000EE"/>
-            <w:u w:val="single"/>
-          </w:rPr>
-          <w:t>2:2</w:t>
-        </w:r>
-      </w:hyperlink>
+      <w:r>
+        <w:rPr>
+          <w:rtl/>
+          <w:cs/>
+          <w:lang w:val="ar_AE" w:bidi="ar_AE"/>
+        </w:rPr>
+        <w:t>2:2</w:t>
+      </w:r>
       <w:r>
         <w:rPr>
           <w:rtl/>
@@ -1559,20 +1433,14 @@
         </w:rPr>
         <w:t xml:space="preserve">، </w:t>
       </w:r>
-      <w:hyperlink r:id="rId33">
-        <w:r>
-          <w:rPr>
-            <w:rtl/>
-            <w:cs/>
-            <w:lang w:val="ar_AE" w:bidi="ar_AE"/>
-          </w:rPr>
-          <w:rPr>
-            <w:color w:val="0000EE"/>
-            <w:u w:val="single"/>
-          </w:rPr>
-          <w:t>10</w:t>
-        </w:r>
-      </w:hyperlink>
+      <w:r>
+        <w:rPr>
+          <w:rtl/>
+          <w:cs/>
+          <w:lang w:val="ar_AE" w:bidi="ar_AE"/>
+        </w:rPr>
+        <w:t>10</w:t>
+      </w:r>
       <w:r>
         <w:rPr>
           <w:rtl/>
@@ -1581,20 +1449,14 @@
         </w:rPr>
         <w:t xml:space="preserve">، </w:t>
       </w:r>
-      <w:hyperlink r:id="rId34">
-        <w:r>
-          <w:rPr>
-            <w:rtl/>
-            <w:cs/>
-            <w:lang w:val="ar_AE" w:bidi="ar_AE"/>
-          </w:rPr>
-          <w:rPr>
-            <w:color w:val="0000EE"/>
-            <w:u w:val="single"/>
-          </w:rPr>
-          <w:t>13</w:t>
-        </w:r>
-      </w:hyperlink>
+      <w:r>
+        <w:rPr>
+          <w:rtl/>
+          <w:cs/>
+          <w:lang w:val="ar_AE" w:bidi="ar_AE"/>
+        </w:rPr>
+        <w:t>13</w:t>
+      </w:r>
       <w:r>
         <w:rPr>
           <w:rtl/>
@@ -1603,20 +1465,14 @@
         </w:rPr>
         <w:t xml:space="preserve">؛ </w:t>
       </w:r>
-      <w:hyperlink r:id="rId35">
-        <w:r>
-          <w:rPr>
-            <w:rtl/>
-            <w:cs/>
-            <w:lang w:val="ar_AE" w:bidi="ar_AE"/>
-          </w:rPr>
-          <w:rPr>
-            <w:color w:val="0000EE"/>
-            <w:u w:val="single"/>
-          </w:rPr>
-          <w:t>4:1</w:t>
-        </w:r>
-      </w:hyperlink>
+      <w:r>
+        <w:rPr>
+          <w:rtl/>
+          <w:cs/>
+          <w:lang w:val="ar_AE" w:bidi="ar_AE"/>
+        </w:rPr>
+        <w:t>4:1</w:t>
+      </w:r>
       <w:r>
         <w:rPr>
           <w:rtl/>
@@ -1625,20 +1481,14 @@
         </w:rPr>
         <w:t xml:space="preserve">، </w:t>
       </w:r>
-      <w:hyperlink r:id="rId36">
-        <w:r>
-          <w:rPr>
-            <w:rtl/>
-            <w:cs/>
-            <w:lang w:val="ar_AE" w:bidi="ar_AE"/>
-          </w:rPr>
-          <w:rPr>
-            <w:color w:val="0000EE"/>
-            <w:u w:val="single"/>
-          </w:rPr>
-          <w:t>7</w:t>
-        </w:r>
-      </w:hyperlink>
+      <w:r>
+        <w:rPr>
+          <w:rtl/>
+          <w:cs/>
+          <w:lang w:val="ar_AE" w:bidi="ar_AE"/>
+        </w:rPr>
+        <w:t>7</w:t>
+      </w:r>
       <w:r>
         <w:rPr>
           <w:rtl/>
@@ -1647,20 +1497,14 @@
         </w:rPr>
         <w:t xml:space="preserve">؛ </w:t>
       </w:r>
-      <w:hyperlink r:id="rId37">
-        <w:r>
-          <w:rPr>
-            <w:rtl/>
-            <w:cs/>
-            <w:lang w:val="ar_AE" w:bidi="ar_AE"/>
-          </w:rPr>
-          <w:rPr>
-            <w:color w:val="0000EE"/>
-            <w:u w:val="single"/>
-          </w:rPr>
-          <w:t>5:2</w:t>
-        </w:r>
-      </w:hyperlink>
+      <w:r>
+        <w:rPr>
+          <w:rtl/>
+          <w:cs/>
+          <w:lang w:val="ar_AE" w:bidi="ar_AE"/>
+        </w:rPr>
+        <w:t>5:2</w:t>
+      </w:r>
       <w:r>
         <w:rPr>
           <w:rtl/>
@@ -1669,20 +1513,14 @@
         </w:rPr>
         <w:t xml:space="preserve">؛ </w:t>
       </w:r>
-      <w:hyperlink r:id="rId38">
-        <w:r>
-          <w:rPr>
-            <w:rtl/>
-            <w:cs/>
-            <w:lang w:val="ar_AE" w:bidi="ar_AE"/>
-          </w:rPr>
-          <w:rPr>
-            <w:color w:val="0000EE"/>
-            <w:u w:val="single"/>
-          </w:rPr>
-          <w:t>6:4</w:t>
-        </w:r>
-      </w:hyperlink>
+      <w:r>
+        <w:rPr>
+          <w:rtl/>
+          <w:cs/>
+          <w:lang w:val="ar_AE" w:bidi="ar_AE"/>
+        </w:rPr>
+        <w:t>6:4</w:t>
+      </w:r>
       <w:r>
         <w:rPr>
           <w:rtl/>
@@ -1758,20 +1596,14 @@
         </w:rPr>
         <w:t xml:space="preserve">تُعزز مجوهرات المرأة من جمالها. هذا الجمال يستحق المزيد من الزينة، لذلك يقول الرجل أنه سيتم تقديم المزيد من الحلي لها (قارن </w:t>
       </w:r>
-      <w:hyperlink r:id="rId39">
-        <w:r>
-          <w:rPr>
-            <w:rtl/>
-            <w:cs/>
-            <w:lang w:val="ar_AE" w:bidi="ar_AE"/>
-          </w:rPr>
-          <w:rPr>
-            <w:color w:val="0000EE"/>
-            <w:u w:val="single"/>
-          </w:rPr>
-          <w:t>متى 13:12</w:t>
-        </w:r>
-      </w:hyperlink>
+      <w:r>
+        <w:rPr>
+          <w:rtl/>
+          <w:cs/>
+          <w:lang w:val="ar_AE" w:bidi="ar_AE"/>
+        </w:rPr>
+        <w:t>متى 13:12</w:t>
+      </w:r>
       <w:r>
         <w:rPr>
           <w:rtl/>
@@ -1914,20 +1746,14 @@
         </w:rPr>
         <w:t>في التفسير الدرامي، يبدو أن المرأة، برغم وجودها الجسدي في قصر الملك (</w:t>
       </w:r>
-      <w:hyperlink r:id="rId14">
-        <w:r>
-          <w:rPr>
-            <w:rtl/>
-            <w:cs/>
-            <w:lang w:val="ar_AE" w:bidi="ar_AE"/>
-          </w:rPr>
-          <w:rPr>
-            <w:color w:val="0000EE"/>
-            <w:u w:val="single"/>
-          </w:rPr>
-          <w:t>1:4</w:t>
-        </w:r>
-      </w:hyperlink>
+      <w:r>
+        <w:rPr>
+          <w:rtl/>
+          <w:cs/>
+          <w:lang w:val="ar_AE" w:bidi="ar_AE"/>
+        </w:rPr>
+        <w:t>1:4</w:t>
+      </w:r>
       <w:r>
         <w:rPr>
           <w:rtl/>
@@ -1936,20 +1762,14 @@
         </w:rPr>
         <w:t xml:space="preserve">، </w:t>
       </w:r>
-      <w:hyperlink r:id="rId40">
-        <w:r>
-          <w:rPr>
-            <w:rtl/>
-            <w:cs/>
-            <w:lang w:val="ar_AE" w:bidi="ar_AE"/>
-          </w:rPr>
-          <w:rPr>
-            <w:color w:val="0000EE"/>
-            <w:u w:val="single"/>
-          </w:rPr>
-          <w:t>12</w:t>
-        </w:r>
-      </w:hyperlink>
+      <w:r>
+        <w:rPr>
+          <w:rtl/>
+          <w:cs/>
+          <w:lang w:val="ar_AE" w:bidi="ar_AE"/>
+        </w:rPr>
+        <w:t>12</w:t>
+      </w:r>
       <w:r>
         <w:rPr>
           <w:rtl/>
@@ -1958,20 +1778,14 @@
         </w:rPr>
         <w:t>)، إلا أن قلبها كان مع حبيبها الراعي (</w:t>
       </w:r>
-      <w:hyperlink r:id="rId41">
-        <w:r>
-          <w:rPr>
-            <w:rtl/>
-            <w:cs/>
-            <w:lang w:val="ar_AE" w:bidi="ar_AE"/>
-          </w:rPr>
-          <w:rPr>
-            <w:color w:val="0000EE"/>
-            <w:u w:val="single"/>
-          </w:rPr>
-          <w:t>1:13–14</w:t>
-        </w:r>
-      </w:hyperlink>
+      <w:r>
+        <w:rPr>
+          <w:rtl/>
+          <w:cs/>
+          <w:lang w:val="ar_AE" w:bidi="ar_AE"/>
+        </w:rPr>
+        <w:t>1:13–14</w:t>
+      </w:r>
       <w:r>
         <w:rPr>
           <w:rtl/>
@@ -2181,20 +1995,14 @@
         </w:rPr>
         <w:t xml:space="preserve">المقارنة بين عيون المرأة والحمام (انظر أيضًا </w:t>
       </w:r>
-      <w:hyperlink r:id="rId35">
-        <w:r>
-          <w:rPr>
-            <w:rtl/>
-            <w:cs/>
-            <w:lang w:val="ar_AE" w:bidi="ar_AE"/>
-          </w:rPr>
-          <w:rPr>
-            <w:color w:val="0000EE"/>
-            <w:u w:val="single"/>
-          </w:rPr>
-          <w:t>4:1</w:t>
-        </w:r>
-      </w:hyperlink>
+      <w:r>
+        <w:rPr>
+          <w:rtl/>
+          <w:cs/>
+          <w:lang w:val="ar_AE" w:bidi="ar_AE"/>
+        </w:rPr>
+        <w:t>4:1</w:t>
+      </w:r>
       <w:r>
         <w:rPr>
           <w:rtl/>
@@ -2203,20 +2011,14 @@
         </w:rPr>
         <w:t xml:space="preserve">؛ </w:t>
       </w:r>
-      <w:hyperlink r:id="rId42">
-        <w:r>
-          <w:rPr>
-            <w:rtl/>
-            <w:cs/>
-            <w:lang w:val="ar_AE" w:bidi="ar_AE"/>
-          </w:rPr>
-          <w:rPr>
-            <w:color w:val="0000EE"/>
-            <w:u w:val="single"/>
-          </w:rPr>
-          <w:t>5:12</w:t>
-        </w:r>
-      </w:hyperlink>
+      <w:r>
+        <w:rPr>
+          <w:rtl/>
+          <w:cs/>
+          <w:lang w:val="ar_AE" w:bidi="ar_AE"/>
+        </w:rPr>
+        <w:t>5:12</w:t>
+      </w:r>
       <w:r>
         <w:rPr>
           <w:rtl/>
@@ -2522,20 +2324,14 @@
         </w:rPr>
         <w:t>في هذه القصيدة القصيرة، يتبادل الرجل والمرأة المجاملات. وباستخدام استعارات الأزهار والأشجار، يصفان طبيعة علاقة الحب بينهما، مع التركيز على دوره كحامٍ وراعٍ لها. • تنتهي القصيدة (</w:t>
       </w:r>
-      <w:hyperlink r:id="rId43">
-        <w:r>
-          <w:rPr>
-            <w:rtl/>
-            <w:cs/>
-            <w:lang w:val="ar_AE" w:bidi="ar_AE"/>
-          </w:rPr>
-          <w:rPr>
-            <w:color w:val="0000EE"/>
-            <w:u w:val="single"/>
-          </w:rPr>
-          <w:t>2:6</w:t>
-        </w:r>
-      </w:hyperlink>
+      <w:r>
+        <w:rPr>
+          <w:rtl/>
+          <w:cs/>
+          <w:lang w:val="ar_AE" w:bidi="ar_AE"/>
+        </w:rPr>
+        <w:t>2:6</w:t>
+      </w:r>
       <w:r>
         <w:rPr>
           <w:rtl/>
@@ -2611,20 +2407,14 @@
         </w:rPr>
         <w:t xml:space="preserve">وبما أنها الأروع من بين الزهور الصغيرة والجميلة، فهو مثل شجرة تفاح كبيرة وقوية. وتُعدّ شجرة التفاح صورة حسية في الشرق الأدنى القديم بسبب ثمارها اللذيذة وعطرها اللطيف. في ظل الحرارة الشديدة لمناخ الشرق الأوسط، يكون ظل الشجرة أكثر من مجرد منعش؛ يمكن أن يكون منقذًا للحياة (قارن </w:t>
       </w:r>
-      <w:hyperlink r:id="rId44">
-        <w:r>
-          <w:rPr>
-            <w:rtl/>
-            <w:cs/>
-            <w:lang w:val="ar_AE" w:bidi="ar_AE"/>
-          </w:rPr>
-          <w:rPr>
-            <w:color w:val="0000EE"/>
-            <w:u w:val="single"/>
-          </w:rPr>
-          <w:t>يونان 4:6</w:t>
-        </w:r>
-      </w:hyperlink>
+      <w:r>
+        <w:rPr>
+          <w:rtl/>
+          <w:cs/>
+          <w:lang w:val="ar_AE" w:bidi="ar_AE"/>
+        </w:rPr>
+        <w:t>يونان 4:6</w:t>
+      </w:r>
       <w:r>
         <w:rPr>
           <w:rtl/>
@@ -2633,20 +2423,14 @@
         </w:rPr>
         <w:t xml:space="preserve">؛ </w:t>
       </w:r>
-      <w:hyperlink r:id="rId45">
-        <w:r>
-          <w:rPr>
-            <w:rtl/>
-            <w:cs/>
-            <w:lang w:val="ar_AE" w:bidi="ar_AE"/>
-          </w:rPr>
-          <w:rPr>
-            <w:color w:val="0000EE"/>
-            <w:u w:val="single"/>
-          </w:rPr>
-          <w:t>متى 13:32</w:t>
-        </w:r>
-      </w:hyperlink>
+      <w:r>
+        <w:rPr>
+          <w:rtl/>
+          <w:cs/>
+          <w:lang w:val="ar_AE" w:bidi="ar_AE"/>
+        </w:rPr>
+        <w:t>متى 13:32</w:t>
+      </w:r>
       <w:r>
         <w:rPr>
           <w:rtl/>
@@ -2806,20 +2590,14 @@
         </w:rPr>
         <w:t xml:space="preserve">حُب المرأة شديد، وحبه طاغٍ. • إذا كان النشيد عبارة عن مختارات من قصائد الحب، فيمكن اعتبار الثنائي متزوجين، ويُنظر إلى ممارسة الحب على أنها مرهقة جسديًا لدرجة أنها تصاب بالإرهاق وتتطلب القوت من كعك الزبيب والتفاح. وكانت هذه الأطعمة تُعدّ منشطات جنسية في الشرق الأدنى القديم. • أَنْعِشُونِي: هي الآن تعتمد عليه ليعيد إنعاشها بثمرة الصورة السابقة—فهو شجرة التفاح، لذا يمكنه توفير التفاح لتجديد طاقتها. • شِمَالُهُ تَحْتَ رَأْسِي: يسندها بحنانٍ بحضنه حين يستلقيان معًا (انظر أيضًا </w:t>
       </w:r>
-      <w:hyperlink r:id="rId46">
-        <w:r>
-          <w:rPr>
-            <w:rtl/>
-            <w:cs/>
-            <w:lang w:val="ar_AE" w:bidi="ar_AE"/>
-          </w:rPr>
-          <w:rPr>
-            <w:color w:val="0000EE"/>
-            <w:u w:val="single"/>
-          </w:rPr>
-          <w:t>8:3</w:t>
-        </w:r>
-      </w:hyperlink>
+      <w:r>
+        <w:rPr>
+          <w:rtl/>
+          <w:cs/>
+          <w:lang w:val="ar_AE" w:bidi="ar_AE"/>
+        </w:rPr>
+        <w:t>8:3</w:t>
+      </w:r>
       <w:r>
         <w:rPr>
           <w:rtl/>
@@ -2895,20 +2673,14 @@
         </w:rPr>
         <w:t xml:space="preserve">أُحَلِّفُكُنَّ … بِالظِّبَاءِ وَبِأَيَائِلِ الْحُقُولِ: هذا الالتماس ذو أهمية واضحة للنشيد؛ حيث يتكرر في </w:t>
       </w:r>
-      <w:hyperlink r:id="rId17">
-        <w:r>
-          <w:rPr>
-            <w:rtl/>
-            <w:cs/>
-            <w:lang w:val="ar_AE" w:bidi="ar_AE"/>
-          </w:rPr>
-          <w:rPr>
-            <w:color w:val="0000EE"/>
-            <w:u w:val="single"/>
-          </w:rPr>
-          <w:t>3:5</w:t>
-        </w:r>
-      </w:hyperlink>
+      <w:r>
+        <w:rPr>
+          <w:rtl/>
+          <w:cs/>
+          <w:lang w:val="ar_AE" w:bidi="ar_AE"/>
+        </w:rPr>
+        <w:t>3:5</w:t>
+      </w:r>
       <w:r>
         <w:rPr>
           <w:rtl/>
@@ -2917,20 +2689,14 @@
         </w:rPr>
         <w:t xml:space="preserve"> و</w:t>
       </w:r>
-      <w:hyperlink r:id="rId47">
-        <w:r>
-          <w:rPr>
-            <w:rtl/>
-            <w:cs/>
-            <w:lang w:val="ar_AE" w:bidi="ar_AE"/>
-          </w:rPr>
-          <w:rPr>
-            <w:color w:val="0000EE"/>
-            <w:u w:val="single"/>
-          </w:rPr>
-          <w:t>8:4</w:t>
-        </w:r>
-      </w:hyperlink>
+      <w:r>
+        <w:rPr>
+          <w:rtl/>
+          <w:cs/>
+          <w:lang w:val="ar_AE" w:bidi="ar_AE"/>
+        </w:rPr>
+        <w:t>8:4</w:t>
+      </w:r>
       <w:r>
         <w:rPr>
           <w:rtl/>
@@ -2939,20 +2705,14 @@
         </w:rPr>
         <w:t xml:space="preserve">، ويطلب وعدًا. وعند تقديم وعد، كانت هناك حاجة لشهود، وكانت الحيوانات البرية هم الشهود الوحيدون الحاضرون. هذه الحيوانات الرشيقة تشير إلى بيئة رعوية شاعرية. • أَلاَّ تُيَقِّظْنَ وَلاَ تُنَبِّهْنَ الْحَبِيبَ (الحب في الترجمة الإنجليزية) حَتَّى يَشَاءَ: كما في </w:t>
       </w:r>
-      <w:hyperlink r:id="rId48">
-        <w:r>
-          <w:rPr>
-            <w:rtl/>
-            <w:cs/>
-            <w:lang w:val="ar_AE" w:bidi="ar_AE"/>
-          </w:rPr>
-          <w:rPr>
-            <w:color w:val="0000EE"/>
-            <w:u w:val="single"/>
-          </w:rPr>
-          <w:t>8:8–9</w:t>
-        </w:r>
-      </w:hyperlink>
+      <w:r>
+        <w:rPr>
+          <w:rtl/>
+          <w:cs/>
+          <w:lang w:val="ar_AE" w:bidi="ar_AE"/>
+        </w:rPr>
+        <w:t>8:8–9</w:t>
+      </w:r>
       <w:r>
         <w:rPr>
           <w:rtl/>
@@ -3095,20 +2855,14 @@
         </w:rPr>
         <w:t>في هذه القصيدة تتوقع المرأة قدوم حبيبها. وهي تصف مرور الشتاء وقدوم الربيع، وهو وقت عِطر الأزهار والبدايات الجديدة. هي وحبيبها موجودان في حديقتهما الريفية، وهو مكان للحميمية، برغم أنه حتى هنا يوجد تلميح للتهديد (</w:t>
       </w:r>
-      <w:hyperlink r:id="rId24">
-        <w:r>
-          <w:rPr>
-            <w:rtl/>
-            <w:cs/>
-            <w:lang w:val="ar_AE" w:bidi="ar_AE"/>
-          </w:rPr>
-          <w:rPr>
-            <w:color w:val="0000EE"/>
-            <w:u w:val="single"/>
-          </w:rPr>
-          <w:t>2:15</w:t>
-        </w:r>
-      </w:hyperlink>
+      <w:r>
+        <w:rPr>
+          <w:rtl/>
+          <w:cs/>
+          <w:lang w:val="ar_AE" w:bidi="ar_AE"/>
+        </w:rPr>
+        <w:t>2:15</w:t>
+      </w:r>
       <w:r>
         <w:rPr>
           <w:rtl/>
@@ -3318,20 +3072,14 @@
         </w:rPr>
         <w:t xml:space="preserve">قد تشير الثعالب إلى تهديدات للعلاقة. لم يتم تحديد هذه التهديدات؛ فقد تكون التقلبات الطبيعية للحب، أو المنافسين في الخطوبة، أو أي شيء آخر قد يمنع الزوجين من الاستمتاع ببعضهما البعض. • في المنظور الدرامي، تبقى مسؤوليات المرأة كعاملة في الكروم في الاعتبار. من المحتمل أنها كانت تُعَلِّم الكرّامين الذين اعتنوا بكرمها وحصلوا منها على مائتي قطعة من الفضة في </w:t>
       </w:r>
-      <w:hyperlink r:id="rId49">
-        <w:r>
-          <w:rPr>
-            <w:rtl/>
-            <w:cs/>
-            <w:lang w:val="ar_AE" w:bidi="ar_AE"/>
-          </w:rPr>
-          <w:rPr>
-            <w:color w:val="0000EE"/>
-            <w:u w:val="single"/>
-          </w:rPr>
-          <w:t>8:12</w:t>
-        </w:r>
-      </w:hyperlink>
+      <w:r>
+        <w:rPr>
+          <w:rtl/>
+          <w:cs/>
+          <w:lang w:val="ar_AE" w:bidi="ar_AE"/>
+        </w:rPr>
+        <w:t>8:12</w:t>
+      </w:r>
       <w:r>
         <w:rPr>
           <w:rtl/>
@@ -3424,20 +3172,14 @@
         </w:rPr>
         <w:t xml:space="preserve">ارْجعْ وَأَشْبِهْ يَا حَبِيبِي الظَّبْيَ: لقد ميزت المرأة حبيبها بقوة الظبي وسرعته لدرجة أنها تصور تأخره على أنه كان يرعي في الريف. • بدلًا من ذلك، فإن الحبيب، في صورة الظبي، كان يرعى بين السوسن التي ربما تمثل المرأة، مما يوحي بالارتباط الحميم بين الزوجين. غالبًا ما تُشبه المرأة بالجنة (انظر أيضًا </w:t>
       </w:r>
-      <w:hyperlink r:id="rId50">
-        <w:r>
-          <w:rPr>
-            <w:rtl/>
-            <w:cs/>
-            <w:lang w:val="ar_AE" w:bidi="ar_AE"/>
-          </w:rPr>
-          <w:rPr>
-            <w:color w:val="0000EE"/>
-            <w:u w:val="single"/>
-          </w:rPr>
-          <w:t>4:12</w:t>
-        </w:r>
-      </w:hyperlink>
+      <w:r>
+        <w:rPr>
+          <w:rtl/>
+          <w:cs/>
+          <w:lang w:val="ar_AE" w:bidi="ar_AE"/>
+        </w:rPr>
+        <w:t>4:12</w:t>
+      </w:r>
       <w:r>
         <w:rPr>
           <w:rtl/>
@@ -3446,20 +3188,14 @@
         </w:rPr>
         <w:t xml:space="preserve">، </w:t>
       </w:r>
-      <w:hyperlink r:id="rId51">
-        <w:r>
-          <w:rPr>
-            <w:rtl/>
-            <w:cs/>
-            <w:lang w:val="ar_AE" w:bidi="ar_AE"/>
-          </w:rPr>
-          <w:rPr>
-            <w:color w:val="0000EE"/>
-            <w:u w:val="single"/>
-          </w:rPr>
-          <w:t>15–16</w:t>
-        </w:r>
-      </w:hyperlink>
+      <w:r>
+        <w:rPr>
+          <w:rtl/>
+          <w:cs/>
+          <w:lang w:val="ar_AE" w:bidi="ar_AE"/>
+        </w:rPr>
+        <w:t>15–16</w:t>
+      </w:r>
       <w:r>
         <w:rPr>
           <w:rtl/>
@@ -3468,20 +3204,14 @@
         </w:rPr>
         <w:t xml:space="preserve">؛ </w:t>
       </w:r>
-      <w:hyperlink r:id="rId18">
-        <w:r>
-          <w:rPr>
-            <w:rtl/>
-            <w:cs/>
-            <w:lang w:val="ar_AE" w:bidi="ar_AE"/>
-          </w:rPr>
-          <w:rPr>
-            <w:color w:val="0000EE"/>
-            <w:u w:val="single"/>
-          </w:rPr>
-          <w:t>5:1</w:t>
-        </w:r>
-      </w:hyperlink>
+      <w:r>
+        <w:rPr>
+          <w:rtl/>
+          <w:cs/>
+          <w:lang w:val="ar_AE" w:bidi="ar_AE"/>
+        </w:rPr>
+        <w:t>5:1</w:t>
+      </w:r>
       <w:r>
         <w:rPr>
           <w:rtl/>
@@ -3490,20 +3220,14 @@
         </w:rPr>
         <w:t xml:space="preserve">؛ </w:t>
       </w:r>
-      <w:hyperlink r:id="rId52">
-        <w:r>
-          <w:rPr>
-            <w:rtl/>
-            <w:cs/>
-            <w:lang w:val="ar_AE" w:bidi="ar_AE"/>
-          </w:rPr>
-          <w:rPr>
-            <w:color w:val="0000EE"/>
-            <w:u w:val="single"/>
-          </w:rPr>
-          <w:t>6:2</w:t>
-        </w:r>
-      </w:hyperlink>
+      <w:r>
+        <w:rPr>
+          <w:rtl/>
+          <w:cs/>
+          <w:lang w:val="ar_AE" w:bidi="ar_AE"/>
+        </w:rPr>
+        <w:t>6:2</w:t>
+      </w:r>
       <w:r>
         <w:rPr>
           <w:rtl/>
@@ -3646,20 +3370,14 @@
         </w:rPr>
         <w:t>تتناول القصيدة جزئيًا رغبة الحبيب وقدرته على التغلب على جميع العقبات ليكون مع حبيبته. • بما أن بنات أورشليم يتم ذكرهن بشكل متكرر (</w:t>
       </w:r>
-      <w:hyperlink r:id="rId17">
-        <w:r>
-          <w:rPr>
-            <w:rtl/>
-            <w:cs/>
-            <w:lang w:val="ar_AE" w:bidi="ar_AE"/>
-          </w:rPr>
-          <w:rPr>
-            <w:color w:val="0000EE"/>
-            <w:u w:val="single"/>
-          </w:rPr>
-          <w:t>3:5</w:t>
-        </w:r>
-      </w:hyperlink>
+      <w:r>
+        <w:rPr>
+          <w:rtl/>
+          <w:cs/>
+          <w:lang w:val="ar_AE" w:bidi="ar_AE"/>
+        </w:rPr>
+        <w:t>3:5</w:t>
+      </w:r>
       <w:r>
         <w:rPr>
           <w:rtl/>
@@ -3668,20 +3386,14 @@
         </w:rPr>
         <w:t>)، فمن المرجح أن تكون المدينة هي أورشليم. لقد كان البحث في جميع شوارعها وساحاتها جهدًا طموحًا. • من غير المحتمل أن يكون ملك إسرائيل خارج المدينة في الليل، وإذا كان معه حاشيته المكونة من ستين شخصًا (</w:t>
       </w:r>
-      <w:hyperlink r:id="rId53">
-        <w:r>
-          <w:rPr>
-            <w:rtl/>
-            <w:cs/>
-            <w:lang w:val="ar_AE" w:bidi="ar_AE"/>
-          </w:rPr>
-          <w:rPr>
-            <w:color w:val="0000EE"/>
-            <w:u w:val="single"/>
-          </w:rPr>
-          <w:t>3:7–8</w:t>
-        </w:r>
-      </w:hyperlink>
+      <w:r>
+        <w:rPr>
+          <w:rtl/>
+          <w:cs/>
+          <w:lang w:val="ar_AE" w:bidi="ar_AE"/>
+        </w:rPr>
+        <w:t>3:7–8</w:t>
+      </w:r>
       <w:r>
         <w:rPr>
           <w:rtl/>
@@ -3891,20 +3603,14 @@
         </w:rPr>
         <w:t>المواد التي صُنعت منها عربة (تخت) الملك سليمان تتناسب مع ثروته وقوته، بما في ذلك نفس الخشب اللبناني الثمين الذي استُخدم في بناء الهيكل (</w:t>
       </w:r>
-      <w:hyperlink r:id="rId54">
-        <w:r>
-          <w:rPr>
-            <w:rtl/>
-            <w:cs/>
-            <w:lang w:val="ar_AE" w:bidi="ar_AE"/>
-          </w:rPr>
-          <w:rPr>
-            <w:color w:val="0000EE"/>
-            <w:u w:val="single"/>
-          </w:rPr>
-          <w:t>1 ملوك 5:5–6</w:t>
-        </w:r>
-      </w:hyperlink>
+      <w:r>
+        <w:rPr>
+          <w:rtl/>
+          <w:cs/>
+          <w:lang w:val="ar_AE" w:bidi="ar_AE"/>
+        </w:rPr>
+        <w:t>1 ملوك 5:5–6</w:t>
+      </w:r>
       <w:r>
         <w:rPr>
           <w:rtl/>
@@ -3980,20 +3686,14 @@
         </w:rPr>
         <w:t xml:space="preserve">هذا هو الذِكر الصريح الوحيد لحفل زفاف في النشيد. تُسمى المرأة "عروس" في </w:t>
       </w:r>
-      <w:hyperlink r:id="rId55">
-        <w:r>
-          <w:rPr>
-            <w:rtl/>
-            <w:cs/>
-            <w:lang w:val="ar_AE" w:bidi="ar_AE"/>
-          </w:rPr>
-          <w:rPr>
-            <w:color w:val="0000EE"/>
-            <w:u w:val="single"/>
-          </w:rPr>
-          <w:t>4:8–12</w:t>
-        </w:r>
-      </w:hyperlink>
+      <w:r>
+        <w:rPr>
+          <w:rtl/>
+          <w:cs/>
+          <w:lang w:val="ar_AE" w:bidi="ar_AE"/>
+        </w:rPr>
+        <w:t>4:8–12</w:t>
+      </w:r>
       <w:r>
         <w:rPr>
           <w:rtl/>
@@ -4002,20 +3702,14 @@
         </w:rPr>
         <w:t xml:space="preserve">؛ </w:t>
       </w:r>
-      <w:hyperlink r:id="rId18">
-        <w:r>
-          <w:rPr>
-            <w:rtl/>
-            <w:cs/>
-            <w:lang w:val="ar_AE" w:bidi="ar_AE"/>
-          </w:rPr>
-          <w:rPr>
-            <w:color w:val="0000EE"/>
-            <w:u w:val="single"/>
-          </w:rPr>
-          <w:t>5:1</w:t>
-        </w:r>
-      </w:hyperlink>
+      <w:r>
+        <w:rPr>
+          <w:rtl/>
+          <w:cs/>
+          <w:lang w:val="ar_AE" w:bidi="ar_AE"/>
+        </w:rPr>
+        <w:t>5:1</w:t>
+      </w:r>
       <w:r>
         <w:rPr>
           <w:rtl/>
@@ -4108,20 +3802,14 @@
         </w:rPr>
         <w:t xml:space="preserve">): يقترب الرجل من إتمام حبه مع الشخصية التي يعتبرها صديقته وحبيبته في الوقت ذاته (انظر أيضًا </w:t>
       </w:r>
-      <w:hyperlink r:id="rId36">
-        <w:r>
-          <w:rPr>
-            <w:rtl/>
-            <w:cs/>
-            <w:lang w:val="ar_AE" w:bidi="ar_AE"/>
-          </w:rPr>
-          <w:rPr>
-            <w:color w:val="0000EE"/>
-            <w:u w:val="single"/>
-          </w:rPr>
-          <w:t>4:7</w:t>
-        </w:r>
-      </w:hyperlink>
+      <w:r>
+        <w:rPr>
+          <w:rtl/>
+          <w:cs/>
+          <w:lang w:val="ar_AE" w:bidi="ar_AE"/>
+        </w:rPr>
+        <w:t>4:7</w:t>
+      </w:r>
       <w:r>
         <w:rPr>
           <w:rtl/>
@@ -4197,20 +3885,14 @@
         </w:rPr>
         <w:t xml:space="preserve">يتم الآن التعبير عن إتمام الزواج. • هذه القصيدة هي "القصيدة الوصفية" الأولى في السفر (انظر أيضًا </w:t>
       </w:r>
-      <w:hyperlink r:id="rId56">
-        <w:r>
-          <w:rPr>
-            <w:rtl/>
-            <w:cs/>
-            <w:lang w:val="ar_AE" w:bidi="ar_AE"/>
-          </w:rPr>
-          <w:rPr>
-            <w:color w:val="0000EE"/>
-            <w:u w:val="single"/>
-          </w:rPr>
-          <w:t>5:10–16</w:t>
-        </w:r>
-      </w:hyperlink>
+      <w:r>
+        <w:rPr>
+          <w:rtl/>
+          <w:cs/>
+          <w:lang w:val="ar_AE" w:bidi="ar_AE"/>
+        </w:rPr>
+        <w:t>5:10–16</w:t>
+      </w:r>
       <w:r>
         <w:rPr>
           <w:rtl/>
@@ -4219,20 +3901,14 @@
         </w:rPr>
         <w:t xml:space="preserve">؛ </w:t>
       </w:r>
-      <w:hyperlink r:id="rId57">
-        <w:r>
-          <w:rPr>
-            <w:rtl/>
-            <w:cs/>
-            <w:lang w:val="ar_AE" w:bidi="ar_AE"/>
-          </w:rPr>
-          <w:rPr>
-            <w:color w:val="0000EE"/>
-            <w:u w:val="single"/>
-          </w:rPr>
-          <w:t>6:4–6؛</w:t>
-        </w:r>
-      </w:hyperlink>
+      <w:r>
+        <w:rPr>
+          <w:rtl/>
+          <w:cs/>
+          <w:lang w:val="ar_AE" w:bidi="ar_AE"/>
+        </w:rPr>
+        <w:t>6:4–6؛</w:t>
+      </w:r>
       <w:r>
         <w:rPr>
           <w:rtl/>
@@ -4241,20 +3917,14 @@
         </w:rPr>
         <w:t xml:space="preserve"> </w:t>
       </w:r>
-      <w:hyperlink r:id="rId58">
-        <w:r>
-          <w:rPr>
-            <w:rtl/>
-            <w:cs/>
-            <w:lang w:val="ar_AE" w:bidi="ar_AE"/>
-          </w:rPr>
-          <w:rPr>
-            <w:color w:val="0000EE"/>
-            <w:u w:val="single"/>
-          </w:rPr>
-          <w:t>7:2–8</w:t>
-        </w:r>
-      </w:hyperlink>
+      <w:r>
+        <w:rPr>
+          <w:rtl/>
+          <w:cs/>
+          <w:lang w:val="ar_AE" w:bidi="ar_AE"/>
+        </w:rPr>
+        <w:t>7:2–8</w:t>
+      </w:r>
       <w:r>
         <w:rPr>
           <w:rtl/>
@@ -4965,20 +4635,14 @@
         </w:rPr>
         <w:t xml:space="preserve">): هذا التأكيد على نقائها وعذريتها يبرز مكانته الحصرية والمميزة (انظر </w:t>
       </w:r>
-      <w:hyperlink r:id="rId59">
-        <w:r>
-          <w:rPr>
-            <w:rtl/>
-            <w:cs/>
-            <w:lang w:val="ar_AE" w:bidi="ar_AE"/>
-          </w:rPr>
-          <w:rPr>
-            <w:color w:val="0000EE"/>
-            <w:u w:val="single"/>
-          </w:rPr>
-          <w:t>أمثال 5:15</w:t>
-        </w:r>
-      </w:hyperlink>
+      <w:r>
+        <w:rPr>
+          <w:rtl/>
+          <w:cs/>
+          <w:lang w:val="ar_AE" w:bidi="ar_AE"/>
+        </w:rPr>
+        <w:t>أمثال 5:15</w:t>
+      </w:r>
       <w:r>
         <w:rPr>
           <w:rtl/>
@@ -5121,20 +4785,14 @@
         </w:rPr>
         <w:t>لِيَأْتِ حَبِيبِي إِلَى جَنَّتِهِ وَيَأْكُلْ ثَمَرَهُ النَّفِيسَ: أخيرًا، تدعو المرأة الرجل للدخول إليها وتجربة جسدها الذي أصبح مفتوحًا بكل كماله الحسي. • كان الرجل قد أكدّ شعريًا على عفة المرأة (</w:t>
       </w:r>
-      <w:hyperlink r:id="rId50">
-        <w:r>
-          <w:rPr>
-            <w:rtl/>
-            <w:cs/>
-            <w:lang w:val="ar_AE" w:bidi="ar_AE"/>
-          </w:rPr>
-          <w:rPr>
-            <w:color w:val="0000EE"/>
-            <w:u w:val="single"/>
-          </w:rPr>
-          <w:t>4:12</w:t>
-        </w:r>
-      </w:hyperlink>
+      <w:r>
+        <w:rPr>
+          <w:rtl/>
+          <w:cs/>
+          <w:lang w:val="ar_AE" w:bidi="ar_AE"/>
+        </w:rPr>
+        <w:t>4:12</w:t>
+      </w:r>
       <w:r>
         <w:rPr>
           <w:rtl/>
@@ -5277,20 +4935,14 @@
         </w:rPr>
         <w:t xml:space="preserve">أَنَا نَائِمَةٌ وَقَلْبِي مُسْتَيْقِظٌ: هذا تعريف مناسب للحلم؛ فقد كانت نائمة جسديًا، لكنها مستيقظة عاطفيًا ونفسيًا. • صَوْتُ حَبِيبِي قَارِعًا … "اِفْتَحِي لِي": فتح الأبواب هو استعارة للنشاط الجنسي في الشرق الأدنى القديم (انظر أيضًا </w:t>
       </w:r>
-      <w:hyperlink r:id="rId60">
-        <w:r>
-          <w:rPr>
-            <w:rtl/>
-            <w:cs/>
-            <w:lang w:val="ar_AE" w:bidi="ar_AE"/>
-          </w:rPr>
-          <w:rPr>
-            <w:color w:val="0000EE"/>
-            <w:u w:val="single"/>
-          </w:rPr>
-          <w:t>8:9</w:t>
-        </w:r>
-      </w:hyperlink>
+      <w:r>
+        <w:rPr>
+          <w:rtl/>
+          <w:cs/>
+          <w:lang w:val="ar_AE" w:bidi="ar_AE"/>
+        </w:rPr>
+        <w:t>8:9</w:t>
+      </w:r>
       <w:r>
         <w:rPr>
           <w:rtl/>
@@ -5366,20 +5018,14 @@
         </w:rPr>
         <w:t>قبل ذلك بآية واحدة، كان الزوجان يستمتعان تمامًا باتحادهما الحميم. والآن تشعر المرأة بعذاب الفراق. في التفسير الدرامي، تم فصل المرأة عن حبيبها مرتين من قبل وقد بحثت عنه (</w:t>
       </w:r>
-      <w:hyperlink r:id="rId61">
-        <w:r>
-          <w:rPr>
-            <w:rtl/>
-            <w:cs/>
-            <w:lang w:val="ar_AE" w:bidi="ar_AE"/>
-          </w:rPr>
-          <w:rPr>
-            <w:color w:val="0000EE"/>
-            <w:u w:val="single"/>
-          </w:rPr>
-          <w:t>1:4–7</w:t>
-        </w:r>
-      </w:hyperlink>
+      <w:r>
+        <w:rPr>
+          <w:rtl/>
+          <w:cs/>
+          <w:lang w:val="ar_AE" w:bidi="ar_AE"/>
+        </w:rPr>
+        <w:t>1:4–7</w:t>
+      </w:r>
       <w:r>
         <w:rPr>
           <w:rtl/>
@@ -5388,20 +5034,14 @@
         </w:rPr>
         <w:t xml:space="preserve">؛ </w:t>
       </w:r>
-      <w:hyperlink r:id="rId21">
-        <w:r>
-          <w:rPr>
-            <w:rtl/>
-            <w:cs/>
-            <w:lang w:val="ar_AE" w:bidi="ar_AE"/>
-          </w:rPr>
-          <w:rPr>
-            <w:color w:val="0000EE"/>
-            <w:u w:val="single"/>
-          </w:rPr>
-          <w:t>3:1–4</w:t>
-        </w:r>
-      </w:hyperlink>
+      <w:r>
+        <w:rPr>
+          <w:rtl/>
+          <w:cs/>
+          <w:lang w:val="ar_AE" w:bidi="ar_AE"/>
+        </w:rPr>
+        <w:t>3:1–4</w:t>
+      </w:r>
       <w:r>
         <w:rPr>
           <w:rtl/>
@@ -5410,20 +5050,14 @@
         </w:rPr>
         <w:t xml:space="preserve">). في هذه المرة الأخيرة، يحدث الفراق في أحلامها—إنه مجرد كابوس. ويبدو أن حلمها يمتد إلى </w:t>
       </w:r>
-      <w:hyperlink r:id="rId62">
-        <w:r>
-          <w:rPr>
-            <w:rtl/>
-            <w:cs/>
-            <w:lang w:val="ar_AE" w:bidi="ar_AE"/>
-          </w:rPr>
-          <w:rPr>
-            <w:color w:val="0000EE"/>
-            <w:u w:val="single"/>
-          </w:rPr>
-          <w:t>6:3</w:t>
-        </w:r>
-      </w:hyperlink>
+      <w:r>
+        <w:rPr>
+          <w:rtl/>
+          <w:cs/>
+          <w:lang w:val="ar_AE" w:bidi="ar_AE"/>
+        </w:rPr>
+        <w:t>6:3</w:t>
+      </w:r>
       <w:r>
         <w:rPr>
           <w:rtl/>
@@ -5566,20 +5200,14 @@
         </w:rPr>
         <w:t xml:space="preserve">الْحَرَسُ الطَّائِفُ … ضَرَبُونِي. جَرَحُونِي: الحراس الذين كانوا يحمون في </w:t>
       </w:r>
-      <w:hyperlink r:id="rId29">
-        <w:r>
-          <w:rPr>
-            <w:rtl/>
-            <w:cs/>
-            <w:lang w:val="ar_AE" w:bidi="ar_AE"/>
-          </w:rPr>
-          <w:rPr>
-            <w:color w:val="0000EE"/>
-            <w:u w:val="single"/>
-          </w:rPr>
-          <w:t>3:3</w:t>
-        </w:r>
-      </w:hyperlink>
+      <w:r>
+        <w:rPr>
+          <w:rtl/>
+          <w:cs/>
+          <w:lang w:val="ar_AE" w:bidi="ar_AE"/>
+        </w:rPr>
+        <w:t>3:3</w:t>
+      </w:r>
       <w:r>
         <w:rPr>
           <w:rtl/>
@@ -5588,20 +5216,14 @@
         </w:rPr>
         <w:t xml:space="preserve"> أصبحوا الآن شخصيات شيطانية في حلمها (</w:t>
       </w:r>
-      <w:hyperlink r:id="rId37">
-        <w:r>
-          <w:rPr>
-            <w:rtl/>
-            <w:cs/>
-            <w:lang w:val="ar_AE" w:bidi="ar_AE"/>
-          </w:rPr>
-          <w:rPr>
-            <w:color w:val="0000EE"/>
-            <w:u w:val="single"/>
-          </w:rPr>
-          <w:t>5:2</w:t>
-        </w:r>
-      </w:hyperlink>
+      <w:r>
+        <w:rPr>
+          <w:rtl/>
+          <w:cs/>
+          <w:lang w:val="ar_AE" w:bidi="ar_AE"/>
+        </w:rPr>
+        <w:t>5:2</w:t>
+      </w:r>
       <w:r>
         <w:rPr>
           <w:rtl/>
@@ -5677,20 +5299,14 @@
         </w:rPr>
         <w:t xml:space="preserve">مَرِيضَةٌ حُبًّا: صدمة المرأة هي تعبير عن مرضها بالحب (قارن </w:t>
       </w:r>
-      <w:hyperlink r:id="rId63">
-        <w:r>
-          <w:rPr>
-            <w:rtl/>
-            <w:cs/>
-            <w:lang w:val="ar_AE" w:bidi="ar_AE"/>
-          </w:rPr>
-          <w:rPr>
-            <w:color w:val="0000EE"/>
-            <w:u w:val="single"/>
-          </w:rPr>
-          <w:t>2:5</w:t>
-        </w:r>
-      </w:hyperlink>
+      <w:r>
+        <w:rPr>
+          <w:rtl/>
+          <w:cs/>
+          <w:lang w:val="ar_AE" w:bidi="ar_AE"/>
+        </w:rPr>
+        <w:t>2:5</w:t>
+      </w:r>
       <w:r>
         <w:rPr>
           <w:rtl/>
@@ -6017,20 +5633,14 @@
         </w:rPr>
         <w:t xml:space="preserve"> مما يشير إلى أنه يشبه الآلهة في المظهر، حيث كانت تماثيل الآلهة تتكون من مثل هذه المعادن الثمينة في العصور القديمة (</w:t>
       </w:r>
-      <w:hyperlink r:id="rId64">
-        <w:r>
-          <w:rPr>
-            <w:rtl/>
-            <w:cs/>
-            <w:lang w:val="ar_AE" w:bidi="ar_AE"/>
-          </w:rPr>
-          <w:rPr>
-            <w:color w:val="0000EE"/>
-            <w:u w:val="single"/>
-          </w:rPr>
-          <w:t>خروج 32: 11–4</w:t>
-        </w:r>
-      </w:hyperlink>
+      <w:r>
+        <w:rPr>
+          <w:rtl/>
+          <w:cs/>
+          <w:lang w:val="ar_AE" w:bidi="ar_AE"/>
+        </w:rPr>
+        <w:t>خروج 32: 11–4</w:t>
+      </w:r>
       <w:r>
         <w:rPr>
           <w:rtl/>
@@ -6039,20 +5649,14 @@
         </w:rPr>
         <w:t xml:space="preserve">؛ </w:t>
       </w:r>
-      <w:hyperlink r:id="rId65">
-        <w:r>
-          <w:rPr>
-            <w:rtl/>
-            <w:cs/>
-            <w:lang w:val="ar_AE" w:bidi="ar_AE"/>
-          </w:rPr>
-          <w:rPr>
-            <w:color w:val="0000EE"/>
-            <w:u w:val="single"/>
-          </w:rPr>
-          <w:t>1 ملوك 12: 28</w:t>
-        </w:r>
-      </w:hyperlink>
+      <w:r>
+        <w:rPr>
+          <w:rtl/>
+          <w:cs/>
+          <w:lang w:val="ar_AE" w:bidi="ar_AE"/>
+        </w:rPr>
+        <w:t>1 ملوك 12: 28</w:t>
+      </w:r>
       <w:r>
         <w:rPr>
           <w:rtl/>
@@ -6061,20 +5665,14 @@
         </w:rPr>
         <w:t xml:space="preserve">؛ </w:t>
       </w:r>
-      <w:hyperlink r:id="rId66">
-        <w:r>
-          <w:rPr>
-            <w:rtl/>
-            <w:cs/>
-            <w:lang w:val="ar_AE" w:bidi="ar_AE"/>
-          </w:rPr>
-          <w:rPr>
-            <w:color w:val="0000EE"/>
-            <w:u w:val="single"/>
-          </w:rPr>
-          <w:t>دانيآل 2: 32–33</w:t>
-        </w:r>
-      </w:hyperlink>
+      <w:r>
+        <w:rPr>
+          <w:rtl/>
+          <w:cs/>
+          <w:lang w:val="ar_AE" w:bidi="ar_AE"/>
+        </w:rPr>
+        <w:t>دانيآل 2: 32–33</w:t>
+      </w:r>
       <w:r>
         <w:rPr>
           <w:rtl/>
@@ -6083,20 +5681,14 @@
         </w:rPr>
         <w:t xml:space="preserve">؛ </w:t>
       </w:r>
-      <w:hyperlink r:id="rId67">
-        <w:r>
-          <w:rPr>
-            <w:rtl/>
-            <w:cs/>
-            <w:lang w:val="ar_AE" w:bidi="ar_AE"/>
-          </w:rPr>
-          <w:rPr>
-            <w:color w:val="0000EE"/>
-            <w:u w:val="single"/>
-          </w:rPr>
-          <w:t>3: 1</w:t>
-        </w:r>
-      </w:hyperlink>
+      <w:r>
+        <w:rPr>
+          <w:rtl/>
+          <w:cs/>
+          <w:lang w:val="ar_AE" w:bidi="ar_AE"/>
+        </w:rPr>
+        <w:t>3: 1</w:t>
+      </w:r>
       <w:r>
         <w:rPr>
           <w:rtl/>
@@ -6548,20 +6140,14 @@
         </w:rPr>
         <w:t>كانت تِرصَة مدينة-دولة منذ زمن يشوع، وأصبحت في النهاية كبيرة بما يكفي لتكون عاصمة المملكة الشمالية (</w:t>
       </w:r>
-      <w:hyperlink r:id="rId68">
-        <w:r>
-          <w:rPr>
-            <w:rtl/>
-            <w:cs/>
-            <w:lang w:val="ar_AE" w:bidi="ar_AE"/>
-          </w:rPr>
-          <w:rPr>
-            <w:color w:val="0000EE"/>
-            <w:u w:val="single"/>
-          </w:rPr>
-          <w:t>يشوع 12:24</w:t>
-        </w:r>
-      </w:hyperlink>
+      <w:r>
+        <w:rPr>
+          <w:rtl/>
+          <w:cs/>
+          <w:lang w:val="ar_AE" w:bidi="ar_AE"/>
+        </w:rPr>
+        <w:t>يشوع 12:24</w:t>
+      </w:r>
       <w:r>
         <w:rPr>
           <w:rtl/>
@@ -6570,20 +6156,14 @@
         </w:rPr>
         <w:t xml:space="preserve">؛ </w:t>
       </w:r>
-      <w:hyperlink r:id="rId69">
-        <w:r>
-          <w:rPr>
-            <w:rtl/>
-            <w:cs/>
-            <w:lang w:val="ar_AE" w:bidi="ar_AE"/>
-          </w:rPr>
-          <w:rPr>
-            <w:color w:val="0000EE"/>
-            <w:u w:val="single"/>
-          </w:rPr>
-          <w:t>1 ملوك 15:33</w:t>
-        </w:r>
-      </w:hyperlink>
+      <w:r>
+        <w:rPr>
+          <w:rtl/>
+          <w:cs/>
+          <w:lang w:val="ar_AE" w:bidi="ar_AE"/>
+        </w:rPr>
+        <w:t>1 ملوك 15:33</w:t>
+      </w:r>
       <w:r>
         <w:rPr>
           <w:rtl/>
@@ -6659,20 +6239,14 @@
         </w:rPr>
         <w:t xml:space="preserve">يصف الرجل مرة أخرى الجمال الجسدي للمرأة، مكررًا أجزاء من الوصف من أصحاح </w:t>
       </w:r>
-      <w:hyperlink r:id="rId70">
-        <w:r>
-          <w:rPr>
-            <w:rtl/>
-            <w:cs/>
-            <w:lang w:val="ar_AE" w:bidi="ar_AE"/>
-          </w:rPr>
-          <w:rPr>
-            <w:color w:val="0000EE"/>
-            <w:u w:val="single"/>
-          </w:rPr>
-          <w:t>4</w:t>
-        </w:r>
-      </w:hyperlink>
+      <w:r>
+        <w:rPr>
+          <w:rtl/>
+          <w:cs/>
+          <w:lang w:val="ar_AE" w:bidi="ar_AE"/>
+        </w:rPr>
+        <w:t>4</w:t>
+      </w:r>
       <w:r>
         <w:rPr>
           <w:rtl/>
@@ -6748,20 +6322,14 @@
         </w:rPr>
         <w:t xml:space="preserve">إذا كان النشيد مجازًا لحب الرب لشعبه، فستكون موازية ضعيفة للغاية، لأن إفراط سليمان في الزواج لا يقدم صورة جيدة عن محبة الله وأمانته (انظر </w:t>
       </w:r>
-      <w:hyperlink r:id="rId71">
-        <w:r>
-          <w:rPr>
-            <w:rtl/>
-            <w:cs/>
-            <w:lang w:val="ar_AE" w:bidi="ar_AE"/>
-          </w:rPr>
-          <w:rPr>
-            <w:color w:val="0000EE"/>
-            <w:u w:val="single"/>
-          </w:rPr>
-          <w:t>1 ملوك 11:1–13</w:t>
-        </w:r>
-      </w:hyperlink>
+      <w:r>
+        <w:rPr>
+          <w:rtl/>
+          <w:cs/>
+          <w:lang w:val="ar_AE" w:bidi="ar_AE"/>
+        </w:rPr>
+        <w:t>1 ملوك 11:1–13</w:t>
+      </w:r>
       <w:r>
         <w:rPr>
           <w:rtl/>
@@ -6770,20 +6338,14 @@
         </w:rPr>
         <w:t xml:space="preserve">). • سِتُّونَ مَلِكَةً: تم الحصول على العديد من زوجات سليمان عن طريق الزواج بموجب معاهدات دولية (انظر </w:t>
       </w:r>
-      <w:hyperlink r:id="rId72">
-        <w:r>
-          <w:rPr>
-            <w:rtl/>
-            <w:cs/>
-            <w:lang w:val="ar_AE" w:bidi="ar_AE"/>
-          </w:rPr>
-          <w:rPr>
-            <w:color w:val="0000EE"/>
-            <w:u w:val="single"/>
-          </w:rPr>
-          <w:t>1 ملوك 11:1–3</w:t>
-        </w:r>
-      </w:hyperlink>
+      <w:r>
+        <w:rPr>
+          <w:rtl/>
+          <w:cs/>
+          <w:lang w:val="ar_AE" w:bidi="ar_AE"/>
+        </w:rPr>
+        <w:t>1 ملوك 11:1–3</w:t>
+      </w:r>
       <w:r>
         <w:rPr>
           <w:rtl/>
@@ -6792,20 +6354,14 @@
         </w:rPr>
         <w:t xml:space="preserve">، </w:t>
       </w:r>
-      <w:hyperlink r:id="rId73">
-        <w:r>
-          <w:rPr>
-            <w:rtl/>
-            <w:cs/>
-            <w:lang w:val="ar_AE" w:bidi="ar_AE"/>
-          </w:rPr>
-          <w:rPr>
-            <w:color w:val="0000EE"/>
-            <w:u w:val="single"/>
-          </w:rPr>
-          <w:t>8</w:t>
-        </w:r>
-      </w:hyperlink>
+      <w:r>
+        <w:rPr>
+          <w:rtl/>
+          <w:cs/>
+          <w:lang w:val="ar_AE" w:bidi="ar_AE"/>
+        </w:rPr>
+        <w:t>8</w:t>
+      </w:r>
       <w:r>
         <w:rPr>
           <w:rtl/>
@@ -6999,20 +6555,14 @@
         </w:rPr>
         <w:t xml:space="preserve">تختتم القصيدة كما بدأت في </w:t>
       </w:r>
-      <w:hyperlink r:id="rId38">
-        <w:r>
-          <w:rPr>
-            <w:rtl/>
-            <w:cs/>
-            <w:lang w:val="ar_AE" w:bidi="ar_AE"/>
-          </w:rPr>
-          <w:rPr>
-            <w:color w:val="0000EE"/>
-            <w:u w:val="single"/>
-          </w:rPr>
-          <w:t>6:4</w:t>
-        </w:r>
-      </w:hyperlink>
+      <w:r>
+        <w:rPr>
+          <w:rtl/>
+          <w:cs/>
+          <w:lang w:val="ar_AE" w:bidi="ar_AE"/>
+        </w:rPr>
+        <w:t>6:4</w:t>
+      </w:r>
       <w:r>
         <w:rPr>
           <w:rtl/>
@@ -7179,20 +6729,14 @@
         </w:rPr>
         <w:t xml:space="preserve">مَرْكَبَاتِ قَوْمِ شَرِيفٍ: تؤدي الرغبة إلى اتحاد الرجل والمرأة. قد يكون هناك ما يدعم كوْن سليمان هو الزوج هنا، برغم أن هذا الوصف قد يكون استعارة لبهجة الرومانسية (قارن </w:t>
       </w:r>
-      <w:hyperlink r:id="rId74">
-        <w:r>
-          <w:rPr>
-            <w:rtl/>
-            <w:cs/>
-            <w:lang w:val="ar_AE" w:bidi="ar_AE"/>
-          </w:rPr>
-          <w:rPr>
-            <w:color w:val="0000EE"/>
-            <w:u w:val="single"/>
-          </w:rPr>
-          <w:t>1:16–17</w:t>
-        </w:r>
-      </w:hyperlink>
+      <w:r>
+        <w:rPr>
+          <w:rtl/>
+          <w:cs/>
+          <w:lang w:val="ar_AE" w:bidi="ar_AE"/>
+        </w:rPr>
+        <w:t>1:16–17</w:t>
+      </w:r>
       <w:r>
         <w:rPr>
           <w:rtl/>
@@ -7318,20 +6862,14 @@
         </w:rPr>
         <w:t xml:space="preserve"> (</w:t>
       </w:r>
-      <w:hyperlink r:id="rId75">
-        <w:r>
-          <w:rPr>
-            <w:rtl/>
-            <w:cs/>
-            <w:lang w:val="ar_AE" w:bidi="ar_AE"/>
-          </w:rPr>
-          <w:rPr>
-            <w:color w:val="0000EE"/>
-            <w:u w:val="single"/>
-          </w:rPr>
-          <w:t>1 ملوك 3:1</w:t>
-        </w:r>
-      </w:hyperlink>
+      <w:r>
+        <w:rPr>
+          <w:rtl/>
+          <w:cs/>
+          <w:lang w:val="ar_AE" w:bidi="ar_AE"/>
+        </w:rPr>
+        <w:t>1 ملوك 3:1</w:t>
+      </w:r>
       <w:r>
         <w:rPr>
           <w:rtl/>
@@ -7340,20 +6878,14 @@
         </w:rPr>
         <w:t xml:space="preserve">; </w:t>
       </w:r>
-      <w:hyperlink r:id="rId76">
-        <w:r>
-          <w:rPr>
-            <w:rtl/>
-            <w:cs/>
-            <w:lang w:val="ar_AE" w:bidi="ar_AE"/>
-          </w:rPr>
-          <w:rPr>
-            <w:color w:val="0000EE"/>
-            <w:u w:val="single"/>
-          </w:rPr>
-          <w:t>2 ملوك 11:4–12</w:t>
-        </w:r>
-      </w:hyperlink>
+      <w:r>
+        <w:rPr>
+          <w:rtl/>
+          <w:cs/>
+          <w:lang w:val="ar_AE" w:bidi="ar_AE"/>
+        </w:rPr>
+        <w:t>2 ملوك 11:4–12</w:t>
+      </w:r>
       <w:r>
         <w:rPr>
           <w:rtl/>
@@ -7529,20 +7061,14 @@
         </w:rPr>
         <w:t>إن الرجل يمدح الآن قدميها التي ترقص ثم يصف جمال جسدها صاعدًا حتى شعرها المنسدل (</w:t>
       </w:r>
-      <w:hyperlink r:id="rId77">
-        <w:r>
-          <w:rPr>
-            <w:rtl/>
-            <w:cs/>
-            <w:lang w:val="ar_AE" w:bidi="ar_AE"/>
-          </w:rPr>
-          <w:rPr>
-            <w:color w:val="0000EE"/>
-            <w:u w:val="single"/>
-          </w:rPr>
-          <w:t>1:7–5</w:t>
-        </w:r>
-      </w:hyperlink>
+      <w:r>
+        <w:rPr>
+          <w:rtl/>
+          <w:cs/>
+          <w:lang w:val="ar_AE" w:bidi="ar_AE"/>
+        </w:rPr>
+        <w:t>1:7–5</w:t>
+      </w:r>
       <w:r>
         <w:rPr>
           <w:rtl/>
@@ -7954,20 +7480,14 @@
         </w:rPr>
         <w:t xml:space="preserve">يقارن الرجل حب إمرأته وقبلاتها بالخمر، وذلك لأنها ممتعة وتجعل الشخص في حالة نشوة (انظر </w:t>
       </w:r>
-      <w:hyperlink r:id="rId78">
-        <w:r>
-          <w:rPr>
-            <w:rtl/>
-            <w:cs/>
-            <w:lang w:val="ar_AE" w:bidi="ar_AE"/>
-          </w:rPr>
-          <w:rPr>
-            <w:color w:val="0000EE"/>
-            <w:u w:val="single"/>
-          </w:rPr>
-          <w:t>2:1</w:t>
-        </w:r>
-      </w:hyperlink>
+      <w:r>
+        <w:rPr>
+          <w:rtl/>
+          <w:cs/>
+          <w:lang w:val="ar_AE" w:bidi="ar_AE"/>
+        </w:rPr>
+        <w:t>2:1</w:t>
+      </w:r>
       <w:r>
         <w:rPr>
           <w:rtl/>
@@ -8110,20 +7630,14 @@
         </w:rPr>
         <w:t xml:space="preserve">نبات اللفاح (بالعبرية: دودائيم) وكان يستخدم كمحفّز جنسي في الشرق الأوسط (انظر </w:t>
       </w:r>
-      <w:hyperlink r:id="rId79">
-        <w:r>
-          <w:rPr>
-            <w:rtl/>
-            <w:cs/>
-            <w:lang w:val="ar_AE" w:bidi="ar_AE"/>
-          </w:rPr>
-          <w:rPr>
-            <w:color w:val="0000EE"/>
-            <w:u w:val="single"/>
-          </w:rPr>
-          <w:t>تك 14:30–16</w:t>
-        </w:r>
-      </w:hyperlink>
+      <w:r>
+        <w:rPr>
+          <w:rtl/>
+          <w:cs/>
+          <w:lang w:val="ar_AE" w:bidi="ar_AE"/>
+        </w:rPr>
+        <w:t>تك 14:30–16</w:t>
+      </w:r>
       <w:r>
         <w:rPr>
           <w:rtl/>
@@ -8350,20 +7864,14 @@
         </w:rPr>
         <w:t xml:space="preserve">): قارن </w:t>
       </w:r>
-      <w:hyperlink r:id="rId80">
-        <w:r>
-          <w:rPr>
-            <w:rtl/>
-            <w:cs/>
-            <w:lang w:val="ar_AE" w:bidi="ar_AE"/>
-          </w:rPr>
-          <w:rPr>
-            <w:color w:val="0000EE"/>
-            <w:u w:val="single"/>
-          </w:rPr>
-          <w:t>4:3</w:t>
-        </w:r>
-      </w:hyperlink>
+      <w:r>
+        <w:rPr>
+          <w:rtl/>
+          <w:cs/>
+          <w:lang w:val="ar_AE" w:bidi="ar_AE"/>
+        </w:rPr>
+        <w:t>4:3</w:t>
+      </w:r>
       <w:r>
         <w:rPr>
           <w:rtl/>
@@ -8439,20 +7947,14 @@
         </w:rPr>
         <w:t xml:space="preserve">أحلّفكن: للمرة الثالثة، تشجع المرأة بنات أورشليم على الحفاظ على عذريتهن (انظر </w:t>
       </w:r>
-      <w:hyperlink r:id="rId16">
-        <w:r>
-          <w:rPr>
-            <w:rtl/>
-            <w:cs/>
-            <w:lang w:val="ar_AE" w:bidi="ar_AE"/>
-          </w:rPr>
-          <w:rPr>
-            <w:color w:val="0000EE"/>
-            <w:u w:val="single"/>
-          </w:rPr>
-          <w:t>7:2</w:t>
-        </w:r>
-      </w:hyperlink>
+      <w:r>
+        <w:rPr>
+          <w:rtl/>
+          <w:cs/>
+          <w:lang w:val="ar_AE" w:bidi="ar_AE"/>
+        </w:rPr>
+        <w:t>7:2</w:t>
+      </w:r>
       <w:r>
         <w:rPr>
           <w:rtl/>
@@ -8461,20 +7963,14 @@
         </w:rPr>
         <w:t xml:space="preserve">; </w:t>
       </w:r>
-      <w:hyperlink r:id="rId17">
-        <w:r>
-          <w:rPr>
-            <w:rtl/>
-            <w:cs/>
-            <w:lang w:val="ar_AE" w:bidi="ar_AE"/>
-          </w:rPr>
-          <w:rPr>
-            <w:color w:val="0000EE"/>
-            <w:u w:val="single"/>
-          </w:rPr>
-          <w:t>5:3</w:t>
-        </w:r>
-      </w:hyperlink>
+      <w:r>
+        <w:rPr>
+          <w:rtl/>
+          <w:cs/>
+          <w:lang w:val="ar_AE" w:bidi="ar_AE"/>
+        </w:rPr>
+        <w:t>5:3</w:t>
+      </w:r>
       <w:r>
         <w:rPr>
           <w:rtl/>
@@ -8483,20 +7979,14 @@
         </w:rPr>
         <w:t xml:space="preserve">). كذلك يتم التأكيد على فضيلة العذرية في </w:t>
       </w:r>
-      <w:hyperlink r:id="rId48">
-        <w:r>
-          <w:rPr>
-            <w:rtl/>
-            <w:cs/>
-            <w:lang w:val="ar_AE" w:bidi="ar_AE"/>
-          </w:rPr>
-          <w:rPr>
-            <w:color w:val="0000EE"/>
-            <w:u w:val="single"/>
-          </w:rPr>
-          <w:t>8:8–9</w:t>
-        </w:r>
-      </w:hyperlink>
+      <w:r>
+        <w:rPr>
+          <w:rtl/>
+          <w:cs/>
+          <w:lang w:val="ar_AE" w:bidi="ar_AE"/>
+        </w:rPr>
+        <w:t>8:8–9</w:t>
+      </w:r>
       <w:r>
         <w:rPr>
           <w:rtl/>
@@ -8572,20 +8062,14 @@
         </w:rPr>
         <w:t xml:space="preserve"> تَحْتَ شَجَرَةِ التُّفَّاحِ شَوَّقْتُكَ: تُعدّ شجرة التفاح رمزًا للخصوبة لأنها تحمل الثمار (انظر </w:t>
       </w:r>
-      <w:hyperlink r:id="rId81">
-        <w:r>
-          <w:rPr>
-            <w:rtl/>
-            <w:cs/>
-            <w:lang w:val="ar_AE" w:bidi="ar_AE"/>
-          </w:rPr>
-          <w:rPr>
-            <w:color w:val="0000EE"/>
-            <w:u w:val="single"/>
-          </w:rPr>
-          <w:t>2:3</w:t>
-        </w:r>
-      </w:hyperlink>
+      <w:r>
+        <w:rPr>
+          <w:rtl/>
+          <w:cs/>
+          <w:lang w:val="ar_AE" w:bidi="ar_AE"/>
+        </w:rPr>
+        <w:t>2:3</w:t>
+      </w:r>
       <w:r>
         <w:rPr>
           <w:rtl/>
@@ -8594,20 +8078,14 @@
         </w:rPr>
         <w:t xml:space="preserve">، </w:t>
       </w:r>
-      <w:hyperlink r:id="rId63">
-        <w:r>
-          <w:rPr>
-            <w:rtl/>
-            <w:cs/>
-            <w:lang w:val="ar_AE" w:bidi="ar_AE"/>
-          </w:rPr>
-          <w:rPr>
-            <w:color w:val="0000EE"/>
-            <w:u w:val="single"/>
-          </w:rPr>
-          <w:t>5</w:t>
-        </w:r>
-      </w:hyperlink>
+      <w:r>
+        <w:rPr>
+          <w:rtl/>
+          <w:cs/>
+          <w:lang w:val="ar_AE" w:bidi="ar_AE"/>
+        </w:rPr>
+        <w:t>5</w:t>
+      </w:r>
       <w:r>
         <w:rPr>
           <w:rtl/>
@@ -8616,20 +8094,14 @@
         </w:rPr>
         <w:t xml:space="preserve">؛ </w:t>
       </w:r>
-      <w:hyperlink r:id="rId82">
-        <w:r>
-          <w:rPr>
-            <w:rtl/>
-            <w:cs/>
-            <w:lang w:val="ar_AE" w:bidi="ar_AE"/>
-          </w:rPr>
-          <w:rPr>
-            <w:color w:val="0000EE"/>
-            <w:u w:val="single"/>
-          </w:rPr>
-          <w:t>7:8</w:t>
-        </w:r>
-      </w:hyperlink>
+      <w:r>
+        <w:rPr>
+          <w:rtl/>
+          <w:cs/>
+          <w:lang w:val="ar_AE" w:bidi="ar_AE"/>
+        </w:rPr>
+        <w:t>7:8</w:t>
+      </w:r>
       <w:r>
         <w:rPr>
           <w:rtl/>
@@ -8638,20 +8110,14 @@
         </w:rPr>
         <w:t xml:space="preserve">). • حيث ولدتْك أمك (هُنَاكَ خَطَبَتْ لَكَ أُمُّكَ): قد يكون ذِكْر الأم وسيلة غير مباشرة للإشارة إلى الإنجاب كثمرة للحب الجنسي (قارن </w:t>
       </w:r>
-      <w:hyperlink r:id="rId83">
-        <w:r>
-          <w:rPr>
-            <w:rtl/>
-            <w:cs/>
-            <w:lang w:val="ar_AE" w:bidi="ar_AE"/>
-          </w:rPr>
-          <w:rPr>
-            <w:color w:val="0000EE"/>
-            <w:u w:val="single"/>
-          </w:rPr>
-          <w:t>8:2</w:t>
-        </w:r>
-      </w:hyperlink>
+      <w:r>
+        <w:rPr>
+          <w:rtl/>
+          <w:cs/>
+          <w:lang w:val="ar_AE" w:bidi="ar_AE"/>
+        </w:rPr>
+        <w:t>8:2</w:t>
+      </w:r>
       <w:r>
         <w:rPr>
           <w:rtl/>
@@ -8727,20 +8193,14 @@
         </w:rPr>
         <w:t>كَخَاتِمٍ عَلَى قَلْبِكَ … كَخَاتِمٍ عَلَى سَاعِدِكَ: في إسرائيل القديمة، كان الختم يُستخدم لتحديد الهوية أو لإظهار الملكية عن طريق ضغط وجه الخاتم في الشمع الناعم. يريد الزوج من زوجته أن تميزه بهويتها، بشكل خاص على قلبه، وبشكل علني على ذراعه أيضًا. • الْمَحَبَّةَ قَوِيَّةٌ كَالْمَوْتِ: بالرغم من أن الموت لا مفر منه، فإن رابطة الحب ثابتة، لا تتزعزع، ولا تنكسر إلا بالموت. • قوة الغيرة تتحرك لحماية علاقة حصرية مثل تلك بين الرجل وزوجته أو بين الله وشعبه (</w:t>
       </w:r>
-      <w:hyperlink r:id="rId84">
-        <w:r>
-          <w:rPr>
-            <w:rtl/>
-            <w:cs/>
-            <w:lang w:val="ar_AE" w:bidi="ar_AE"/>
-          </w:rPr>
-          <w:rPr>
-            <w:color w:val="0000EE"/>
-            <w:u w:val="single"/>
-          </w:rPr>
-          <w:t>ناحوم 1:2</w:t>
-        </w:r>
-      </w:hyperlink>
+      <w:r>
+        <w:rPr>
+          <w:rtl/>
+          <w:cs/>
+          <w:lang w:val="ar_AE" w:bidi="ar_AE"/>
+        </w:rPr>
+        <w:t>ناحوم 1:2</w:t>
+      </w:r>
       <w:r>
         <w:rPr>
           <w:rtl/>
@@ -8749,20 +8209,14 @@
         </w:rPr>
         <w:t xml:space="preserve">؛ </w:t>
       </w:r>
-      <w:hyperlink r:id="rId85">
-        <w:r>
-          <w:rPr>
-            <w:rtl/>
-            <w:cs/>
-            <w:lang w:val="ar_AE" w:bidi="ar_AE"/>
-          </w:rPr>
-          <w:rPr>
-            <w:color w:val="0000EE"/>
-            <w:u w:val="single"/>
-          </w:rPr>
-          <w:t>زكريا 1:14–17</w:t>
-        </w:r>
-      </w:hyperlink>
+      <w:r>
+        <w:rPr>
+          <w:rtl/>
+          <w:cs/>
+          <w:lang w:val="ar_AE" w:bidi="ar_AE"/>
+        </w:rPr>
+        <w:t>زكريا 1:14–17</w:t>
+      </w:r>
       <w:r>
         <w:rPr>
           <w:rtl/>
@@ -9013,20 +8467,14 @@
         </w:rPr>
         <w:t xml:space="preserve">سُورًا: يبدو أن هناك معنيين مجازيين لهذا المصطلح: (1) صدر الفتاة قبل البلوغ يشبه الجدار (انظر </w:t>
       </w:r>
-      <w:hyperlink r:id="rId86">
-        <w:r>
-          <w:rPr>
-            <w:rtl/>
-            <w:cs/>
-            <w:lang w:val="ar_AE" w:bidi="ar_AE"/>
-          </w:rPr>
-          <w:rPr>
-            <w:color w:val="0000EE"/>
-            <w:u w:val="single"/>
-          </w:rPr>
-          <w:t>8:10</w:t>
-        </w:r>
-      </w:hyperlink>
+      <w:r>
+        <w:rPr>
+          <w:rtl/>
+          <w:cs/>
+          <w:lang w:val="ar_AE" w:bidi="ar_AE"/>
+        </w:rPr>
+        <w:t>8:10</w:t>
+      </w:r>
       <w:r>
         <w:rPr>
           <w:rtl/>
@@ -9102,20 +8550,14 @@
         </w:rPr>
         <w:t xml:space="preserve">أَنَا سُورٌ: تؤكد المرأة أنها كانت عفيفة استعدادًا للزواج. • الآن . . . كَبُرْجَيْنِ: تصف المرأة نفسها بلغة الجاذبية والرغبة (قارن </w:t>
       </w:r>
-      <w:hyperlink r:id="rId87">
-        <w:r>
-          <w:rPr>
-            <w:rtl/>
-            <w:cs/>
-            <w:lang w:val="ar_AE" w:bidi="ar_AE"/>
-          </w:rPr>
-          <w:rPr>
-            <w:color w:val="0000EE"/>
-            <w:u w:val="single"/>
-          </w:rPr>
-          <w:t>4:4</w:t>
-        </w:r>
-      </w:hyperlink>
+      <w:r>
+        <w:rPr>
+          <w:rtl/>
+          <w:cs/>
+          <w:lang w:val="ar_AE" w:bidi="ar_AE"/>
+        </w:rPr>
+        <w:t>4:4</w:t>
+      </w:r>
       <w:r>
         <w:rPr>
           <w:rtl/>
@@ -9124,20 +8566,14 @@
         </w:rPr>
         <w:t xml:space="preserve">؛ </w:t>
       </w:r>
-      <w:hyperlink r:id="rId88">
-        <w:r>
-          <w:rPr>
-            <w:rtl/>
-            <w:cs/>
-            <w:lang w:val="ar_AE" w:bidi="ar_AE"/>
-          </w:rPr>
-          <w:rPr>
-            <w:color w:val="0000EE"/>
-            <w:u w:val="single"/>
-          </w:rPr>
-          <w:t>7:4</w:t>
-        </w:r>
-      </w:hyperlink>
+      <w:r>
+        <w:rPr>
+          <w:rtl/>
+          <w:cs/>
+          <w:lang w:val="ar_AE" w:bidi="ar_AE"/>
+        </w:rPr>
+        <w:t>7:4</w:t>
+      </w:r>
       <w:r>
         <w:rPr>
           <w:rtl/>
@@ -9146,20 +8582,14 @@
         </w:rPr>
         <w:t xml:space="preserve">، </w:t>
       </w:r>
-      <w:hyperlink r:id="rId82">
-        <w:r>
-          <w:rPr>
-            <w:rtl/>
-            <w:cs/>
-            <w:lang w:val="ar_AE" w:bidi="ar_AE"/>
-          </w:rPr>
-          <w:rPr>
-            <w:color w:val="0000EE"/>
-            <w:u w:val="single"/>
-          </w:rPr>
-          <w:t>8</w:t>
-        </w:r>
-      </w:hyperlink>
+      <w:r>
+        <w:rPr>
+          <w:rtl/>
+          <w:cs/>
+          <w:lang w:val="ar_AE" w:bidi="ar_AE"/>
+        </w:rPr>
+        <w:t>8</w:t>
+      </w:r>
       <w:r>
         <w:rPr>
           <w:rtl/>
@@ -9319,20 +8749,14 @@
         </w:rPr>
         <w:t xml:space="preserve">في المنظور الدرامي، تم أخيرًا حل معضلة الزوجة فيمَا يتعلق بالكرم في </w:t>
       </w:r>
-      <w:hyperlink r:id="rId89">
-        <w:r>
-          <w:rPr>
-            <w:rtl/>
-            <w:cs/>
-            <w:lang w:val="ar_AE" w:bidi="ar_AE"/>
-          </w:rPr>
-          <w:rPr>
-            <w:color w:val="0000EE"/>
-            <w:u w:val="single"/>
-          </w:rPr>
-          <w:t>1:6</w:t>
-        </w:r>
-      </w:hyperlink>
+      <w:r>
+        <w:rPr>
+          <w:rtl/>
+          <w:cs/>
+          <w:lang w:val="ar_AE" w:bidi="ar_AE"/>
+        </w:rPr>
+        <w:t>1:6</w:t>
+      </w:r>
       <w:r>
         <w:rPr>
           <w:rtl/>
@@ -9475,20 +8899,14 @@
         </w:rPr>
         <w:t xml:space="preserve">تعال معي، يا حبيبي! إنها تدعوه ليتبعها ويلاحقها بكل سرعة الظبي القوية والمبهجة (انظر </w:t>
       </w:r>
-      <w:hyperlink r:id="rId90">
-        <w:r>
-          <w:rPr>
-            <w:rtl/>
-            <w:cs/>
-            <w:lang w:val="ar_AE" w:bidi="ar_AE"/>
-          </w:rPr>
-          <w:rPr>
-            <w:color w:val="0000EE"/>
-            <w:u w:val="single"/>
-          </w:rPr>
-          <w:t>2:8–10</w:t>
-        </w:r>
-      </w:hyperlink>
+      <w:r>
+        <w:rPr>
+          <w:rtl/>
+          <w:cs/>
+          <w:lang w:val="ar_AE" w:bidi="ar_AE"/>
+        </w:rPr>
+        <w:t>2:8–10</w:t>
+      </w:r>
       <w:r>
         <w:rPr>
           <w:rtl/>
@@ -9497,20 +8915,14 @@
         </w:rPr>
         <w:t xml:space="preserve">). • جِبَالِ الأَطْيَابِ: قارن </w:t>
       </w:r>
-      <w:hyperlink r:id="rId91">
-        <w:r>
-          <w:rPr>
-            <w:rtl/>
-            <w:cs/>
-            <w:lang w:val="ar_AE" w:bidi="ar_AE"/>
-          </w:rPr>
-          <w:rPr>
-            <w:color w:val="0000EE"/>
-            <w:u w:val="single"/>
-          </w:rPr>
-          <w:t>4:6</w:t>
-        </w:r>
-      </w:hyperlink>
+      <w:r>
+        <w:rPr>
+          <w:rtl/>
+          <w:cs/>
+          <w:lang w:val="ar_AE" w:bidi="ar_AE"/>
+        </w:rPr>
+        <w:t>4:6</w:t>
+      </w:r>
       <w:r>
         <w:rPr>
           <w:rtl/>
